--- a/HellBurnsVault_Whitepaper_DE.docx
+++ b/HellBurnsVault_Whitepaper_DE.docx
@@ -1,6 +1,11 @@
 
 <file path=word/document.xml><?xml version="1.0" encoding="utf-8"?>
 <w:document xmlns:o="urn:schemas-microsoft-com:office:office" xmlns:r="http://schemas.openxmlformats.org/officeDocument/2006/relationships" xmlns:v="urn:schemas-microsoft-com:vml" xmlns:w="http://schemas.openxmlformats.org/wordprocessingml/2006/main" xmlns:w10="urn:schemas-microsoft-com:office:word" xmlns:wp="http://schemas.openxmlformats.org/drawingml/2006/wordprocessingDrawing" xmlns:pic="http://schemas.openxmlformats.org/drawingml/2006/picture" xmlns:wps="http://schemas.microsoft.com/office/word/2010/wordprocessingShape" xmlns:wpg="http://schemas.microsoft.com/office/word/2010/wordprocessingGroup" xmlns:mc="http://schemas.openxmlformats.org/markup-compatibility/2006" xmlns:wp14="http://schemas.microsoft.com/office/word/2010/wordprocessingDrawing" xmlns:w14="http://schemas.microsoft.com/office/word/2010/wordml" xmlns:w15="http://schemas.microsoft.com/office/word/2012/wordml" mc:Ignorable="w14 wp14 w15">
+  <w:background w:color="auto">
+    <v:background>
+      <v:fill r:id="rId2" type="frame"/>
+    </v:background>
+  </w:background>
   <w:body>
     <w:p>
       <w:pPr>
@@ -78,7 +83,26 @@
           <w:sz w:val="22"/>
           <w:szCs w:val="22"/>
         </w:rPr>
-        <w:t>Whitepaper v1.0</w:t>
+        <w:t>Whitepaper v1.1</w:t>
+      </w:r>
+    </w:p>
+    <w:p>
+      <w:pPr>
+        <w:pStyle w:val="Normal"/>
+        <w:spacing w:before="0" w:after="80"/>
+        <w:jc w:val="center"/>
+        <w:rPr/>
+      </w:pPr>
+      <w:r>
+        <w:rPr>
+          <w:rFonts w:eastAsia="Arial" w:cs="Arial"/>
+          <w:b/>
+          <w:bCs/>
+          <w:color w:val="F39C12"/>
+          <w:sz w:val="20"/>
+          <w:szCs w:val="20"/>
+        </w:rPr>
+        <w:t>Community Draft — Feedback willkommen</w:t>
       </w:r>
     </w:p>
     <w:p>
@@ -86,12 +110,14 @@
         <w:pStyle w:val="Normal"/>
         <w:spacing w:before="0" w:after="400"/>
         <w:jc w:val="center"/>
-        <w:rPr/>
+        <w:rPr>
+          <w:color w:val="auto"/>
+        </w:rPr>
       </w:pPr>
       <w:r>
         <w:rPr>
           <w:rFonts w:eastAsia="Arial" w:cs="Arial"/>
-          <w:color w:val="7F8C8D"/>
+          <w:color w:val="auto"/>
           <w:sz w:val="20"/>
           <w:szCs w:val="20"/>
         </w:rPr>
@@ -156,7 +182,7 @@
           <w:sz w:val="22"/>
           <w:szCs w:val="22"/>
         </w:rPr>
-        <w:t>HellBurn's Vault ist ein neues DeFi-Protokoll, das auf dem HellBurn-Oekosystem auf Ethereum Mainnet aufbaut. Es kombiniert drei kraftvolle Konzepte: NFT-Besitz, automatische ETH-Rendite-Generierung und deflationaere Burn-Mechanik.</w:t>
+        <w:t>HellBurn's Vault ist ein neues DeFi-Protokoll auf dem HellBurn-Oekosystem. Es kombiniert vier kraftvolle Konzepte: NFT-Besitz, automatische ETH-Rendite, deflationaere Burn-Mechanik und community-getriebene Burn-Meilensteine.</w:t>
       </w:r>
     </w:p>
     <w:p>
@@ -176,7 +202,7 @@
           <w:sz w:val="22"/>
           <w:szCs w:val="22"/>
         </w:rPr>
-        <w:t>Die Kernidee ist einfach: Du mintest ein NFT mit ETH, der Vault setzt dieses ETH automatisch in drei renditegenerierende Strategien ein, und du erhaeltst einen proportionalen Anteil der generierten ETH — passiv, fuer immer, solange du dein NFT haeltst.</w:t>
+        <w:t>Minte ein NFT mit ETH. Der Vault setzt dieses ETH in drei Renditequellen ein. Du erhaeltst proportionale ETH-Rewards — passiv, fuer immer. Je laenger du haeltst, desto mehr verdienst du.</w:t>
       </w:r>
     </w:p>
     <w:p>
@@ -196,7 +222,7 @@
           <w:sz w:val="22"/>
           <w:szCs w:val="22"/>
         </w:rPr>
-        <w:t>HellBurn's Vault ist vollstaendig trustless — kein Admin-Key, keine Pause-Funktion, kein Auszahlungsmechanismus. Wie HellBurn Protocol selbst ist er nach dem Deployment unveraenderlich.</w:t>
+        <w:t>HellBurn's Vault ist vollstaendig trustless — kein Admin-Key, keine Pause-Funktion, kein Auszahlungsmechanismus. Unveraenderlich nach Deployment.</w:t>
       </w:r>
     </w:p>
     <w:p>
@@ -244,7 +270,7 @@
           <w:sz w:val="22"/>
           <w:szCs w:val="22"/>
         </w:rPr>
-        <w:t>Die meisten DeFi-Protokolle haben dieselben grundlegenden Herausforderungen:</w:t>
+        <w:t>Die meisten DeFi-Protokolle haben dieselben Herausforderungen:</w:t>
       </w:r>
     </w:p>
     <w:p>
@@ -264,7 +290,7 @@
           <w:sz w:val="22"/>
           <w:szCs w:val="22"/>
         </w:rPr>
-        <w:t>Zu komplex fuer normale Nutzer — viele Tokens, viele Schritte, manuelles Management</w:t>
+        <w:t>Zu komplex — viele Tokens, viele Schritte, manuelles Management</w:t>
       </w:r>
     </w:p>
     <w:p>
@@ -284,7 +310,7 @@
           <w:sz w:val="22"/>
           <w:szCs w:val="22"/>
         </w:rPr>
-        <w:t>Passives Einkommen erfordert aktive Teilnahme — Staking, Claiming, Compounding</w:t>
+        <w:t>Passives Einkommen erfordert aktive Teilnahme</w:t>
       </w:r>
     </w:p>
     <w:p>
@@ -304,7 +330,7 @@
           <w:sz w:val="22"/>
           <w:szCs w:val="22"/>
         </w:rPr>
-        <w:t>Kein deflationaerer Druck — Tokenmenge waechst, Wert verwaessert</w:t>
+        <w:t>Kein deflationaerer Druck — Angebot waechst, Wert verwaessert</w:t>
       </w:r>
     </w:p>
     <w:p>
@@ -325,6 +351,26 @@
           <w:szCs w:val="22"/>
         </w:rPr>
         <w:t>Kein externer Kapitalzufluss — Protokolle recyceln bestehendes Kapital</w:t>
+      </w:r>
+    </w:p>
+    <w:p>
+      <w:pPr>
+        <w:pStyle w:val="ListParagraph"/>
+        <w:numPr>
+          <w:ilvl w:val="0"/>
+          <w:numId w:val="1"/>
+        </w:numPr>
+        <w:spacing w:before="60" w:after="60"/>
+        <w:rPr/>
+      </w:pPr>
+      <w:r>
+        <w:rPr>
+          <w:rFonts w:eastAsia="Arial" w:cs="Arial"/>
+          <w:color w:val="333333"/>
+          <w:sz w:val="22"/>
+          <w:szCs w:val="22"/>
+        </w:rPr>
+        <w:t>Kein Community-Anreiz das Protokollwachstum aktiv voranzutreiben</w:t>
       </w:r>
     </w:p>
     <w:p>
@@ -354,7 +400,7 @@
           <w:sz w:val="22"/>
           <w:szCs w:val="22"/>
         </w:rPr>
-        <w:t>HellBurn's Vault loest alle vier Probleme in einem einzigen Produkt.</w:t>
+        <w:t>HellBurn's Vault loest alle fuenf Probleme in einem Produkt.</w:t>
       </w:r>
     </w:p>
     <w:p>
@@ -387,26 +433,6 @@
     </w:p>
     <w:p>
       <w:pPr>
-        <w:pStyle w:val="Normal"/>
-        <w:spacing w:before="80" w:after="120"/>
-        <w:rPr/>
-      </w:pPr>
-      <w:r>
-        <w:rPr>
-          <w:rFonts w:eastAsia="Arial" w:cs="Arial"/>
-          <w:b w:val="false"/>
-          <w:bCs w:val="false"/>
-          <w:i w:val="false"/>
-          <w:iCs w:val="false"/>
-          <w:color w:val="333333"/>
-          <w:sz w:val="22"/>
-          <w:szCs w:val="22"/>
-        </w:rPr>
-        <w:t>HellBurn's Vault ist ein NFT-gesteuerter deflationaerer Burn Vault:</w:t>
-      </w:r>
-    </w:p>
-    <w:p>
-      <w:pPr>
         <w:pStyle w:val="ListParagraph"/>
         <w:numPr>
           <w:ilvl w:val="0"/>
@@ -422,7 +448,7 @@
           <w:sz w:val="22"/>
           <w:szCs w:val="22"/>
         </w:rPr>
-        <w:t>Nur eine Aktion: NFT mit ETH minten — alles andere laeuft automatisch</w:t>
+        <w:t>Eine Aktion: NFT mit ETH minten — alles andere laeuft automatisch</w:t>
       </w:r>
     </w:p>
     <w:p>
@@ -442,7 +468,7 @@
           <w:sz w:val="22"/>
           <w:szCs w:val="22"/>
         </w:rPr>
-        <w:t>Drei Renditequellen: Burn-Deflation + LP-Trading-Fees + ETH-Staking</w:t>
+        <w:t>Drei Renditequellen: LP-Trading-Fees + duales ETH-Staking + Burn-Druck</w:t>
       </w:r>
     </w:p>
     <w:p>
@@ -462,7 +488,7 @@
           <w:sz w:val="22"/>
           <w:szCs w:val="22"/>
         </w:rPr>
-        <w:t>Vollstaendig passiv: ETH-Rewards fliessen automatisch an NFT-Holder</w:t>
+        <w:t>Loyalitaets-Boost: laengeres Halten = hoeherer Yield-Anteil (bis 86%)</w:t>
       </w:r>
     </w:p>
     <w:p>
@@ -482,7 +508,7 @@
           <w:sz w:val="22"/>
           <w:szCs w:val="22"/>
         </w:rPr>
-        <w:t>Deflationaer: Jeder Mint reduziert den HBURN-Umlauf dauerhaft</w:t>
+        <w:t>Early Bird Bonus: erste Minter pro Tier erhalten +10% Multiplikator</w:t>
       </w:r>
     </w:p>
     <w:p>
@@ -502,7 +528,7 @@
           <w:sz w:val="22"/>
           <w:szCs w:val="22"/>
         </w:rPr>
-        <w:t>Trustless: Kein Admin, keine Pause, keine Auszahlungsschlussel — jemals</w:t>
+        <w:t>Reserve Pool: Price-Floor-Absicherung fuer HBURN</w:t>
       </w:r>
     </w:p>
     <w:p>
@@ -522,7 +548,47 @@
           <w:sz w:val="22"/>
           <w:szCs w:val="22"/>
         </w:rPr>
-        <w:t>Limitiertes Angebot: maximal 10.000 NFTs gesamt ueber alle Tiers</w:t>
+        <w:t>Burn-Meilensteine: Community-Events mit ETH-Bonus-Ausschuettungen</w:t>
+      </w:r>
+    </w:p>
+    <w:p>
+      <w:pPr>
+        <w:pStyle w:val="ListParagraph"/>
+        <w:numPr>
+          <w:ilvl w:val="0"/>
+          <w:numId w:val="1"/>
+        </w:numPr>
+        <w:spacing w:before="60" w:after="60"/>
+        <w:rPr/>
+      </w:pPr>
+      <w:r>
+        <w:rPr>
+          <w:rFonts w:eastAsia="Arial" w:cs="Arial"/>
+          <w:color w:val="333333"/>
+          <w:sz w:val="22"/>
+          <w:szCs w:val="22"/>
+        </w:rPr>
+        <w:t>Vollstaendig trustless: Kein Admin, keine Pause, keine Keys — jemals</w:t>
+      </w:r>
+    </w:p>
+    <w:p>
+      <w:pPr>
+        <w:pStyle w:val="ListParagraph"/>
+        <w:numPr>
+          <w:ilvl w:val="0"/>
+          <w:numId w:val="1"/>
+        </w:numPr>
+        <w:spacing w:before="60" w:after="60"/>
+        <w:rPr/>
+      </w:pPr>
+      <w:r>
+        <w:rPr>
+          <w:rFonts w:eastAsia="Arial" w:cs="Arial"/>
+          <w:color w:val="333333"/>
+          <w:sz w:val="22"/>
+          <w:szCs w:val="22"/>
+        </w:rPr>
+        <w:t>Limitiertes Angebot: maximal 10.000 NFTs gesamt</w:t>
       </w:r>
     </w:p>
     <w:p>
@@ -628,7 +694,7 @@
                 <w:sz w:val="22"/>
                 <w:szCs w:val="22"/>
               </w:rPr>
-              <w:t>Nutzer waehlt ein Tier und mintet ein NFT durch Senden von ETH an den Vault</w:t>
+              <w:t>Nutzer waehlt Tier und mintet NFT — Early Bird Bonus gilt fuer erste Minter</w:t>
             </w:r>
           </w:p>
         </w:tc>
@@ -691,7 +757,7 @@
                 <w:sz w:val="22"/>
                 <w:szCs w:val="22"/>
               </w:rPr>
-              <w:t>50% des ETH kauft sofort HBURN am Markt und verbrennt es dauerhaft an 0x000...dEaD</w:t>
+              <w:t>50% des ETH kauft sofort HBURN am Markt und verbrennt es dauerhaft</w:t>
             </w:r>
           </w:p>
         </w:tc>
@@ -754,7 +820,7 @@
                 <w:sz w:val="22"/>
                 <w:szCs w:val="22"/>
               </w:rPr>
-              <w:t>40% des ETH wird in den HBURN/ETH Uniswap V3 Concentrated Liquidity Pool eingesetzt</w:t>
+              <w:t>40% des ETH wird in HBURN/ETH Uniswap V3 Concentrated Liquidity eingesetzt</w:t>
             </w:r>
           </w:p>
         </w:tc>
@@ -817,7 +883,7 @@
                 <w:sz w:val="22"/>
                 <w:szCs w:val="22"/>
               </w:rPr>
-              <w:t>10% des ETH wird via Lido gestaked — generiert ~4% APY in stETH-Rendite</w:t>
+              <w:t>5% des ETH wird via Lido gestaked (stETH) — generiert ~4% APY</w:t>
             </w:r>
           </w:p>
         </w:tc>
@@ -880,7 +946,7 @@
                 <w:sz w:val="22"/>
                 <w:szCs w:val="22"/>
               </w:rPr>
-              <w:t>Jeder permissionless Aufrufer kann LP-Rebalancing ausloesen wenn Preis aus Range driftet</w:t>
+              <w:t>5% des ETH wird via RocketPool gestaked (rETH) — generiert ~4% APY</w:t>
             </w:r>
           </w:p>
         </w:tc>
@@ -943,7 +1009,7 @@
                 <w:sz w:val="22"/>
                 <w:szCs w:val="22"/>
               </w:rPr>
-              <w:t>Alle Ertraege (LP-Fees + stETH-Rewards) werden kontinuierlich vom Vault gesammelt</w:t>
+              <w:t>Permissionless Rebalancer kann von jedem aufgerufen werden wenn LP aus Range driftet</w:t>
             </w:r>
           </w:p>
         </w:tc>
@@ -1006,7 +1072,7 @@
                 <w:sz w:val="22"/>
                 <w:szCs w:val="22"/>
               </w:rPr>
-              <w:t>80% der Ertraege werden proportional zum Tier-Multiplikator an NFT-Holder ausgeschuettet</w:t>
+              <w:t>Alle Ertraege (LP-Fees + stETH + rETH) werden kontinuierlich vom Vault gesammelt</w:t>
             </w:r>
           </w:p>
         </w:tc>
@@ -1069,7 +1135,7 @@
                 <w:sz w:val="22"/>
                 <w:szCs w:val="22"/>
               </w:rPr>
-              <w:t>20% der Ertraege fliessen in BuyAndBurn zurueck — kaufen und verbrennen mehr HBURN</w:t>
+              <w:t>80–86% der Ertraege an NFT-Holder (Tier × Loyalitaets-Multiplikator)</w:t>
             </w:r>
           </w:p>
         </w:tc>
@@ -1132,7 +1198,133 @@
                 <w:sz w:val="22"/>
                 <w:szCs w:val="22"/>
               </w:rPr>
-              <w:t>NFT-Holder erhalten ETH passiv — kein Staking, kein Claimen, keine manuellen Schritte</w:t>
+              <w:t>15% der Ertraege in BuyAndBurn — kaufen und verbrennen mehr HBURN</w:t>
+            </w:r>
+          </w:p>
+        </w:tc>
+      </w:tr>
+      <w:tr>
+        <w:trPr/>
+        <w:tc>
+          <w:tcPr>
+            <w:tcW w:w="1199" w:type="dxa"/>
+            <w:tcBorders>
+              <w:top w:val="single" w:sz="2" w:space="0" w:color="DDDDDD"/>
+              <w:start w:val="single" w:sz="2" w:space="0" w:color="DDDDDD"/>
+              <w:bottom w:val="single" w:sz="2" w:space="0" w:color="DDDDDD"/>
+              <w:end w:val="single" w:sz="2" w:space="0" w:color="DDDDDD"/>
+            </w:tcBorders>
+            <w:shd w:fill="C0392B" w:val="clear"/>
+          </w:tcPr>
+          <w:p>
+            <w:pPr>
+              <w:pStyle w:val="Normal"/>
+              <w:jc w:val="center"/>
+              <w:rPr/>
+            </w:pPr>
+            <w:r>
+              <w:rPr>
+                <w:rFonts w:eastAsia="Arial" w:cs="Arial"/>
+                <w:b/>
+                <w:bCs/>
+                <w:color w:val="FFFFFF"/>
+                <w:sz w:val="26"/>
+                <w:szCs w:val="26"/>
+              </w:rPr>
+              <w:t>10</w:t>
+            </w:r>
+          </w:p>
+        </w:tc>
+        <w:tc>
+          <w:tcPr>
+            <w:tcW w:w="8161" w:type="dxa"/>
+            <w:tcBorders>
+              <w:top w:val="single" w:sz="2" w:space="0" w:color="DDDDDD"/>
+              <w:start w:val="single" w:sz="2" w:space="0" w:color="DDDDDD"/>
+              <w:bottom w:val="single" w:sz="2" w:space="0" w:color="DDDDDD"/>
+              <w:end w:val="single" w:sz="2" w:space="0" w:color="DDDDDD"/>
+            </w:tcBorders>
+            <w:shd w:fill="FFFFFF" w:val="clear"/>
+            <w:tcMar>
+              <w:start w:w="160" w:type="dxa"/>
+            </w:tcMar>
+          </w:tcPr>
+          <w:p>
+            <w:pPr>
+              <w:pStyle w:val="Normal"/>
+              <w:rPr/>
+            </w:pPr>
+            <w:r>
+              <w:rPr>
+                <w:rFonts w:eastAsia="Arial" w:cs="Arial"/>
+                <w:color w:val="333333"/>
+                <w:sz w:val="22"/>
+                <w:szCs w:val="22"/>
+              </w:rPr>
+              <w:t>5% der Ertraege in Reserve Pool — eingesetzt wenn HBURN unter Schwellenwert faellt</w:t>
+            </w:r>
+          </w:p>
+        </w:tc>
+      </w:tr>
+      <w:tr>
+        <w:trPr/>
+        <w:tc>
+          <w:tcPr>
+            <w:tcW w:w="1199" w:type="dxa"/>
+            <w:tcBorders>
+              <w:top w:val="single" w:sz="2" w:space="0" w:color="DDDDDD"/>
+              <w:start w:val="single" w:sz="2" w:space="0" w:color="DDDDDD"/>
+              <w:bottom w:val="single" w:sz="2" w:space="0" w:color="DDDDDD"/>
+              <w:end w:val="single" w:sz="2" w:space="0" w:color="DDDDDD"/>
+            </w:tcBorders>
+            <w:shd w:fill="C0392B" w:val="clear"/>
+          </w:tcPr>
+          <w:p>
+            <w:pPr>
+              <w:pStyle w:val="Normal"/>
+              <w:jc w:val="center"/>
+              <w:rPr/>
+            </w:pPr>
+            <w:r>
+              <w:rPr>
+                <w:rFonts w:eastAsia="Arial" w:cs="Arial"/>
+                <w:b/>
+                <w:bCs/>
+                <w:color w:val="FFFFFF"/>
+                <w:sz w:val="26"/>
+                <w:szCs w:val="26"/>
+              </w:rPr>
+              <w:t>11</w:t>
+            </w:r>
+          </w:p>
+        </w:tc>
+        <w:tc>
+          <w:tcPr>
+            <w:tcW w:w="8161" w:type="dxa"/>
+            <w:tcBorders>
+              <w:top w:val="single" w:sz="2" w:space="0" w:color="DDDDDD"/>
+              <w:start w:val="single" w:sz="2" w:space="0" w:color="DDDDDD"/>
+              <w:bottom w:val="single" w:sz="2" w:space="0" w:color="DDDDDD"/>
+              <w:end w:val="single" w:sz="2" w:space="0" w:color="DDDDDD"/>
+            </w:tcBorders>
+            <w:shd w:fill="F8F9FA" w:val="clear"/>
+            <w:tcMar>
+              <w:start w:w="160" w:type="dxa"/>
+            </w:tcMar>
+          </w:tcPr>
+          <w:p>
+            <w:pPr>
+              <w:pStyle w:val="Normal"/>
+              <w:rPr/>
+            </w:pPr>
+            <w:r>
+              <w:rPr>
+                <w:rFonts w:eastAsia="Arial" w:cs="Arial"/>
+                <w:color w:val="333333"/>
+                <w:sz w:val="22"/>
+                <w:szCs w:val="22"/>
+              </w:rPr>
+              <w:t>Bei Burn-Meilensteinen werden Bonus-ETH-Ausschuettungen automatisch ausgeloest</w:t>
             </w:r>
           </w:p>
         </w:tc>
@@ -1183,7 +1375,7 @@
           <w:sz w:val="22"/>
           <w:szCs w:val="22"/>
         </w:rPr>
-        <w:t>HellBurn's Vault bietet vier NFT-Tiers. Jedes Tier hat einen festen ETH-Mint-Preis, eine limitierte maximale Anzahl und einen Reward-Multiplikator. Der Multiplikator ist proportional zum Mint-Preis mit moderatem Bonus fuer hoehere Tiers — fair und trotzdem anreizend. Maximal 5 NFTs pro Tier pro Wallet verhindert Wal-Dominanz.</w:t>
+        <w:t>Vier Tiers mit limitiertem Angebot, proportionalen Multiplikatoren und Early Bird Bonus fuer erste Minter. Maximal 5 NFTs pro Tier pro Wallet verhindert Wal-Dominanz.</w:t>
       </w:r>
     </w:p>
     <w:p>
@@ -1210,12 +1402,13 @@
         </w:tblCellMar>
       </w:tblPr>
       <w:tblGrid>
-        <w:gridCol w:w="1567"/>
-        <w:gridCol w:w="1343"/>
-        <w:gridCol w:w="1456"/>
-        <w:gridCol w:w="1232"/>
-        <w:gridCol w:w="1679"/>
-        <w:gridCol w:w="2083"/>
+        <w:gridCol w:w="1300"/>
+        <w:gridCol w:w="1099"/>
+        <w:gridCol w:w="1200"/>
+        <w:gridCol w:w="1001"/>
+        <w:gridCol w:w="1299"/>
+        <w:gridCol w:w="1661"/>
+        <w:gridCol w:w="1800"/>
       </w:tblGrid>
       <w:tr>
         <w:trPr>
@@ -1223,7 +1416,7 @@
         </w:trPr>
         <w:tc>
           <w:tcPr>
-            <w:tcW w:w="1567" w:type="dxa"/>
+            <w:tcW w:w="1300" w:type="dxa"/>
             <w:tcBorders>
               <w:top w:val="single" w:sz="2" w:space="0" w:color="DDDDDD"/>
               <w:start w:val="single" w:sz="2" w:space="0" w:color="DDDDDD"/>
@@ -1252,7 +1445,7 @@
         </w:tc>
         <w:tc>
           <w:tcPr>
-            <w:tcW w:w="1343" w:type="dxa"/>
+            <w:tcW w:w="1099" w:type="dxa"/>
             <w:tcBorders>
               <w:top w:val="single" w:sz="2" w:space="0" w:color="DDDDDD"/>
               <w:start w:val="single" w:sz="2" w:space="0" w:color="DDDDDD"/>
@@ -1281,7 +1474,7 @@
         </w:tc>
         <w:tc>
           <w:tcPr>
-            <w:tcW w:w="1456" w:type="dxa"/>
+            <w:tcW w:w="1200" w:type="dxa"/>
             <w:tcBorders>
               <w:top w:val="single" w:sz="2" w:space="0" w:color="DDDDDD"/>
               <w:start w:val="single" w:sz="2" w:space="0" w:color="DDDDDD"/>
@@ -1310,7 +1503,7 @@
         </w:tc>
         <w:tc>
           <w:tcPr>
-            <w:tcW w:w="1232" w:type="dxa"/>
+            <w:tcW w:w="1001" w:type="dxa"/>
             <w:tcBorders>
               <w:top w:val="single" w:sz="2" w:space="0" w:color="DDDDDD"/>
               <w:start w:val="single" w:sz="2" w:space="0" w:color="DDDDDD"/>
@@ -1339,7 +1532,7 @@
         </w:tc>
         <w:tc>
           <w:tcPr>
-            <w:tcW w:w="1679" w:type="dxa"/>
+            <w:tcW w:w="1299" w:type="dxa"/>
             <w:tcBorders>
               <w:top w:val="single" w:sz="2" w:space="0" w:color="DDDDDD"/>
               <w:start w:val="single" w:sz="2" w:space="0" w:color="DDDDDD"/>
@@ -1368,7 +1561,7 @@
         </w:tc>
         <w:tc>
           <w:tcPr>
-            <w:tcW w:w="2083" w:type="dxa"/>
+            <w:tcW w:w="1661" w:type="dxa"/>
             <w:tcBorders>
               <w:top w:val="single" w:sz="2" w:space="0" w:color="DDDDDD"/>
               <w:start w:val="single" w:sz="2" w:space="0" w:color="DDDDDD"/>
@@ -1391,6 +1584,35 @@
                 <w:sz w:val="18"/>
                 <w:szCs w:val="18"/>
               </w:rPr>
+              <w:t>Early Bird</w:t>
+            </w:r>
+          </w:p>
+        </w:tc>
+        <w:tc>
+          <w:tcPr>
+            <w:tcW w:w="1800" w:type="dxa"/>
+            <w:tcBorders>
+              <w:top w:val="single" w:sz="2" w:space="0" w:color="DDDDDD"/>
+              <w:start w:val="single" w:sz="2" w:space="0" w:color="DDDDDD"/>
+              <w:bottom w:val="single" w:sz="2" w:space="0" w:color="DDDDDD"/>
+              <w:end w:val="single" w:sz="2" w:space="0" w:color="DDDDDD"/>
+            </w:tcBorders>
+            <w:shd w:fill="1A1A2E" w:val="clear"/>
+          </w:tcPr>
+          <w:p>
+            <w:pPr>
+              <w:pStyle w:val="Normal"/>
+              <w:rPr/>
+            </w:pPr>
+            <w:r>
+              <w:rPr>
+                <w:rFonts w:eastAsia="Arial" w:cs="Arial"/>
+                <w:b/>
+                <w:bCs/>
+                <w:color w:val="FFFFFF"/>
+                <w:sz w:val="18"/>
+                <w:szCs w:val="18"/>
+              </w:rPr>
               <w:t>Max. Pool</w:t>
             </w:r>
           </w:p>
@@ -1400,7 +1622,7 @@
         <w:trPr/>
         <w:tc>
           <w:tcPr>
-            <w:tcW w:w="1567" w:type="dxa"/>
+            <w:tcW w:w="1300" w:type="dxa"/>
             <w:tcBorders>
               <w:top w:val="single" w:sz="2" w:space="0" w:color="DDDDDD"/>
               <w:start w:val="single" w:sz="2" w:space="0" w:color="DDDDDD"/>
@@ -1444,7 +1666,7 @@
         </w:tc>
         <w:tc>
           <w:tcPr>
-            <w:tcW w:w="1343" w:type="dxa"/>
+            <w:tcW w:w="1099" w:type="dxa"/>
             <w:tcBorders>
               <w:top w:val="single" w:sz="2" w:space="0" w:color="DDDDDD"/>
               <w:start w:val="single" w:sz="2" w:space="0" w:color="DDDDDD"/>
@@ -1477,7 +1699,7 @@
         </w:tc>
         <w:tc>
           <w:tcPr>
-            <w:tcW w:w="1456" w:type="dxa"/>
+            <w:tcW w:w="1200" w:type="dxa"/>
             <w:tcBorders>
               <w:top w:val="single" w:sz="2" w:space="0" w:color="DDDDDD"/>
               <w:start w:val="single" w:sz="2" w:space="0" w:color="DDDDDD"/>
@@ -1510,7 +1732,7 @@
         </w:tc>
         <w:tc>
           <w:tcPr>
-            <w:tcW w:w="1232" w:type="dxa"/>
+            <w:tcW w:w="1001" w:type="dxa"/>
             <w:tcBorders>
               <w:top w:val="single" w:sz="2" w:space="0" w:color="DDDDDD"/>
               <w:start w:val="single" w:sz="2" w:space="0" w:color="DDDDDD"/>
@@ -1543,7 +1765,7 @@
         </w:tc>
         <w:tc>
           <w:tcPr>
-            <w:tcW w:w="1679" w:type="dxa"/>
+            <w:tcW w:w="1299" w:type="dxa"/>
             <w:tcBorders>
               <w:top w:val="single" w:sz="2" w:space="0" w:color="DDDDDD"/>
               <w:start w:val="single" w:sz="2" w:space="0" w:color="DDDDDD"/>
@@ -1576,7 +1798,40 @@
         </w:tc>
         <w:tc>
           <w:tcPr>
-            <w:tcW w:w="2083" w:type="dxa"/>
+            <w:tcW w:w="1661" w:type="dxa"/>
+            <w:tcBorders>
+              <w:top w:val="single" w:sz="2" w:space="0" w:color="DDDDDD"/>
+              <w:start w:val="single" w:sz="2" w:space="0" w:color="DDDDDD"/>
+              <w:bottom w:val="single" w:sz="2" w:space="0" w:color="DDDDDD"/>
+              <w:end w:val="single" w:sz="2" w:space="0" w:color="DDDDDD"/>
+            </w:tcBorders>
+            <w:shd w:fill="F8F9FA" w:val="clear"/>
+            <w:tcMar>
+              <w:top w:w="80" w:type="dxa"/>
+              <w:bottom w:w="80" w:type="dxa"/>
+            </w:tcMar>
+          </w:tcPr>
+          <w:p>
+            <w:pPr>
+              <w:pStyle w:val="Normal"/>
+              <w:rPr/>
+            </w:pPr>
+            <w:r>
+              <w:rPr>
+                <w:rFonts w:eastAsia="Arial" w:cs="Arial"/>
+                <w:b w:val="false"/>
+                <w:bCs w:val="false"/>
+                <w:color w:val="333333"/>
+                <w:sz w:val="20"/>
+                <w:szCs w:val="20"/>
+              </w:rPr>
+              <w:t>+10% erste 500</w:t>
+            </w:r>
+          </w:p>
+        </w:tc>
+        <w:tc>
+          <w:tcPr>
+            <w:tcW w:w="1800" w:type="dxa"/>
             <w:tcBorders>
               <w:top w:val="single" w:sz="2" w:space="0" w:color="DDDDDD"/>
               <w:start w:val="single" w:sz="2" w:space="0" w:color="DDDDDD"/>
@@ -1612,7 +1867,7 @@
         <w:trPr/>
         <w:tc>
           <w:tcPr>
-            <w:tcW w:w="1567" w:type="dxa"/>
+            <w:tcW w:w="1300" w:type="dxa"/>
             <w:tcBorders>
               <w:top w:val="single" w:sz="2" w:space="0" w:color="DDDDDD"/>
               <w:start w:val="single" w:sz="2" w:space="0" w:color="DDDDDD"/>
@@ -1656,7 +1911,7 @@
         </w:tc>
         <w:tc>
           <w:tcPr>
-            <w:tcW w:w="1343" w:type="dxa"/>
+            <w:tcW w:w="1099" w:type="dxa"/>
             <w:tcBorders>
               <w:top w:val="single" w:sz="2" w:space="0" w:color="DDDDDD"/>
               <w:start w:val="single" w:sz="2" w:space="0" w:color="DDDDDD"/>
@@ -1689,7 +1944,7 @@
         </w:tc>
         <w:tc>
           <w:tcPr>
-            <w:tcW w:w="1456" w:type="dxa"/>
+            <w:tcW w:w="1200" w:type="dxa"/>
             <w:tcBorders>
               <w:top w:val="single" w:sz="2" w:space="0" w:color="DDDDDD"/>
               <w:start w:val="single" w:sz="2" w:space="0" w:color="DDDDDD"/>
@@ -1722,7 +1977,7 @@
         </w:tc>
         <w:tc>
           <w:tcPr>
-            <w:tcW w:w="1232" w:type="dxa"/>
+            <w:tcW w:w="1001" w:type="dxa"/>
             <w:tcBorders>
               <w:top w:val="single" w:sz="2" w:space="0" w:color="DDDDDD"/>
               <w:start w:val="single" w:sz="2" w:space="0" w:color="DDDDDD"/>
@@ -1755,7 +2010,7 @@
         </w:tc>
         <w:tc>
           <w:tcPr>
-            <w:tcW w:w="1679" w:type="dxa"/>
+            <w:tcW w:w="1299" w:type="dxa"/>
             <w:tcBorders>
               <w:top w:val="single" w:sz="2" w:space="0" w:color="DDDDDD"/>
               <w:start w:val="single" w:sz="2" w:space="0" w:color="DDDDDD"/>
@@ -1788,7 +2043,40 @@
         </w:tc>
         <w:tc>
           <w:tcPr>
-            <w:tcW w:w="2083" w:type="dxa"/>
+            <w:tcW w:w="1661" w:type="dxa"/>
+            <w:tcBorders>
+              <w:top w:val="single" w:sz="2" w:space="0" w:color="DDDDDD"/>
+              <w:start w:val="single" w:sz="2" w:space="0" w:color="DDDDDD"/>
+              <w:bottom w:val="single" w:sz="2" w:space="0" w:color="DDDDDD"/>
+              <w:end w:val="single" w:sz="2" w:space="0" w:color="DDDDDD"/>
+            </w:tcBorders>
+            <w:shd w:fill="FFFFFF" w:val="clear"/>
+            <w:tcMar>
+              <w:top w:w="80" w:type="dxa"/>
+              <w:bottom w:w="80" w:type="dxa"/>
+            </w:tcMar>
+          </w:tcPr>
+          <w:p>
+            <w:pPr>
+              <w:pStyle w:val="Normal"/>
+              <w:rPr/>
+            </w:pPr>
+            <w:r>
+              <w:rPr>
+                <w:rFonts w:eastAsia="Arial" w:cs="Arial"/>
+                <w:b w:val="false"/>
+                <w:bCs w:val="false"/>
+                <w:color w:val="333333"/>
+                <w:sz w:val="20"/>
+                <w:szCs w:val="20"/>
+              </w:rPr>
+              <w:t>+10% erste 300</w:t>
+            </w:r>
+          </w:p>
+        </w:tc>
+        <w:tc>
+          <w:tcPr>
+            <w:tcW w:w="1800" w:type="dxa"/>
             <w:tcBorders>
               <w:top w:val="single" w:sz="2" w:space="0" w:color="DDDDDD"/>
               <w:start w:val="single" w:sz="2" w:space="0" w:color="DDDDDD"/>
@@ -1824,7 +2112,7 @@
         <w:trPr/>
         <w:tc>
           <w:tcPr>
-            <w:tcW w:w="1567" w:type="dxa"/>
+            <w:tcW w:w="1300" w:type="dxa"/>
             <w:tcBorders>
               <w:top w:val="single" w:sz="2" w:space="0" w:color="DDDDDD"/>
               <w:start w:val="single" w:sz="2" w:space="0" w:color="DDDDDD"/>
@@ -1868,7 +2156,7 @@
         </w:tc>
         <w:tc>
           <w:tcPr>
-            <w:tcW w:w="1343" w:type="dxa"/>
+            <w:tcW w:w="1099" w:type="dxa"/>
             <w:tcBorders>
               <w:top w:val="single" w:sz="2" w:space="0" w:color="DDDDDD"/>
               <w:start w:val="single" w:sz="2" w:space="0" w:color="DDDDDD"/>
@@ -1901,7 +2189,7 @@
         </w:tc>
         <w:tc>
           <w:tcPr>
-            <w:tcW w:w="1456" w:type="dxa"/>
+            <w:tcW w:w="1200" w:type="dxa"/>
             <w:tcBorders>
               <w:top w:val="single" w:sz="2" w:space="0" w:color="DDDDDD"/>
               <w:start w:val="single" w:sz="2" w:space="0" w:color="DDDDDD"/>
@@ -1934,7 +2222,7 @@
         </w:tc>
         <w:tc>
           <w:tcPr>
-            <w:tcW w:w="1232" w:type="dxa"/>
+            <w:tcW w:w="1001" w:type="dxa"/>
             <w:tcBorders>
               <w:top w:val="single" w:sz="2" w:space="0" w:color="DDDDDD"/>
               <w:start w:val="single" w:sz="2" w:space="0" w:color="DDDDDD"/>
@@ -1967,7 +2255,7 @@
         </w:tc>
         <w:tc>
           <w:tcPr>
-            <w:tcW w:w="1679" w:type="dxa"/>
+            <w:tcW w:w="1299" w:type="dxa"/>
             <w:tcBorders>
               <w:top w:val="single" w:sz="2" w:space="0" w:color="DDDDDD"/>
               <w:start w:val="single" w:sz="2" w:space="0" w:color="DDDDDD"/>
@@ -2000,7 +2288,40 @@
         </w:tc>
         <w:tc>
           <w:tcPr>
-            <w:tcW w:w="2083" w:type="dxa"/>
+            <w:tcW w:w="1661" w:type="dxa"/>
+            <w:tcBorders>
+              <w:top w:val="single" w:sz="2" w:space="0" w:color="DDDDDD"/>
+              <w:start w:val="single" w:sz="2" w:space="0" w:color="DDDDDD"/>
+              <w:bottom w:val="single" w:sz="2" w:space="0" w:color="DDDDDD"/>
+              <w:end w:val="single" w:sz="2" w:space="0" w:color="DDDDDD"/>
+            </w:tcBorders>
+            <w:shd w:fill="F8F9FA" w:val="clear"/>
+            <w:tcMar>
+              <w:top w:w="80" w:type="dxa"/>
+              <w:bottom w:w="80" w:type="dxa"/>
+            </w:tcMar>
+          </w:tcPr>
+          <w:p>
+            <w:pPr>
+              <w:pStyle w:val="Normal"/>
+              <w:rPr/>
+            </w:pPr>
+            <w:r>
+              <w:rPr>
+                <w:rFonts w:eastAsia="Arial" w:cs="Arial"/>
+                <w:b w:val="false"/>
+                <w:bCs w:val="false"/>
+                <w:color w:val="333333"/>
+                <w:sz w:val="20"/>
+                <w:szCs w:val="20"/>
+              </w:rPr>
+              <w:t>+10% erste 150</w:t>
+            </w:r>
+          </w:p>
+        </w:tc>
+        <w:tc>
+          <w:tcPr>
+            <w:tcW w:w="1800" w:type="dxa"/>
             <w:tcBorders>
               <w:top w:val="single" w:sz="2" w:space="0" w:color="DDDDDD"/>
               <w:start w:val="single" w:sz="2" w:space="0" w:color="DDDDDD"/>
@@ -2036,7 +2357,7 @@
         <w:trPr/>
         <w:tc>
           <w:tcPr>
-            <w:tcW w:w="1567" w:type="dxa"/>
+            <w:tcW w:w="1300" w:type="dxa"/>
             <w:tcBorders>
               <w:top w:val="single" w:sz="2" w:space="0" w:color="DDDDDD"/>
               <w:start w:val="single" w:sz="2" w:space="0" w:color="DDDDDD"/>
@@ -2080,7 +2401,7 @@
         </w:tc>
         <w:tc>
           <w:tcPr>
-            <w:tcW w:w="1343" w:type="dxa"/>
+            <w:tcW w:w="1099" w:type="dxa"/>
             <w:tcBorders>
               <w:top w:val="single" w:sz="2" w:space="0" w:color="DDDDDD"/>
               <w:start w:val="single" w:sz="2" w:space="0" w:color="DDDDDD"/>
@@ -2113,7 +2434,7 @@
         </w:tc>
         <w:tc>
           <w:tcPr>
-            <w:tcW w:w="1456" w:type="dxa"/>
+            <w:tcW w:w="1200" w:type="dxa"/>
             <w:tcBorders>
               <w:top w:val="single" w:sz="2" w:space="0" w:color="DDDDDD"/>
               <w:start w:val="single" w:sz="2" w:space="0" w:color="DDDDDD"/>
@@ -2146,7 +2467,7 @@
         </w:tc>
         <w:tc>
           <w:tcPr>
-            <w:tcW w:w="1232" w:type="dxa"/>
+            <w:tcW w:w="1001" w:type="dxa"/>
             <w:tcBorders>
               <w:top w:val="single" w:sz="2" w:space="0" w:color="DDDDDD"/>
               <w:start w:val="single" w:sz="2" w:space="0" w:color="DDDDDD"/>
@@ -2179,7 +2500,7 @@
         </w:tc>
         <w:tc>
           <w:tcPr>
-            <w:tcW w:w="1679" w:type="dxa"/>
+            <w:tcW w:w="1299" w:type="dxa"/>
             <w:tcBorders>
               <w:top w:val="single" w:sz="2" w:space="0" w:color="DDDDDD"/>
               <w:start w:val="single" w:sz="2" w:space="0" w:color="DDDDDD"/>
@@ -2212,7 +2533,40 @@
         </w:tc>
         <w:tc>
           <w:tcPr>
-            <w:tcW w:w="2083" w:type="dxa"/>
+            <w:tcW w:w="1661" w:type="dxa"/>
+            <w:tcBorders>
+              <w:top w:val="single" w:sz="2" w:space="0" w:color="DDDDDD"/>
+              <w:start w:val="single" w:sz="2" w:space="0" w:color="DDDDDD"/>
+              <w:bottom w:val="single" w:sz="2" w:space="0" w:color="DDDDDD"/>
+              <w:end w:val="single" w:sz="2" w:space="0" w:color="DDDDDD"/>
+            </w:tcBorders>
+            <w:shd w:fill="FFFFFF" w:val="clear"/>
+            <w:tcMar>
+              <w:top w:w="80" w:type="dxa"/>
+              <w:bottom w:w="80" w:type="dxa"/>
+            </w:tcMar>
+          </w:tcPr>
+          <w:p>
+            <w:pPr>
+              <w:pStyle w:val="Normal"/>
+              <w:rPr/>
+            </w:pPr>
+            <w:r>
+              <w:rPr>
+                <w:rFonts w:eastAsia="Arial" w:cs="Arial"/>
+                <w:b w:val="false"/>
+                <w:bCs w:val="false"/>
+                <w:color w:val="333333"/>
+                <w:sz w:val="20"/>
+                <w:szCs w:val="20"/>
+              </w:rPr>
+              <w:t>+10% erste 50</w:t>
+            </w:r>
+          </w:p>
+        </w:tc>
+        <w:tc>
+          <w:tcPr>
+            <w:tcW w:w="1800" w:type="dxa"/>
             <w:tcBorders>
               <w:top w:val="single" w:sz="2" w:space="0" w:color="DDDDDD"/>
               <w:start w:val="single" w:sz="2" w:space="0" w:color="DDDDDD"/>
@@ -2248,7 +2602,7 @@
         <w:trPr/>
         <w:tc>
           <w:tcPr>
-            <w:tcW w:w="1567" w:type="dxa"/>
+            <w:tcW w:w="1300" w:type="dxa"/>
             <w:tcBorders>
               <w:top w:val="single" w:sz="2" w:space="0" w:color="DDDDDD"/>
               <w:start w:val="single" w:sz="2" w:space="0" w:color="DDDDDD"/>
@@ -2281,7 +2635,7 @@
         </w:tc>
         <w:tc>
           <w:tcPr>
-            <w:tcW w:w="1343" w:type="dxa"/>
+            <w:tcW w:w="1099" w:type="dxa"/>
             <w:tcBorders>
               <w:top w:val="single" w:sz="2" w:space="0" w:color="DDDDDD"/>
               <w:start w:val="single" w:sz="2" w:space="0" w:color="DDDDDD"/>
@@ -2306,7 +2660,7 @@
         </w:tc>
         <w:tc>
           <w:tcPr>
-            <w:tcW w:w="1456" w:type="dxa"/>
+            <w:tcW w:w="1200" w:type="dxa"/>
             <w:tcBorders>
               <w:top w:val="single" w:sz="2" w:space="0" w:color="DDDDDD"/>
               <w:start w:val="single" w:sz="2" w:space="0" w:color="DDDDDD"/>
@@ -2339,7 +2693,7 @@
         </w:tc>
         <w:tc>
           <w:tcPr>
-            <w:tcW w:w="1232" w:type="dxa"/>
+            <w:tcW w:w="1001" w:type="dxa"/>
             <w:tcBorders>
               <w:top w:val="single" w:sz="2" w:space="0" w:color="DDDDDD"/>
               <w:start w:val="single" w:sz="2" w:space="0" w:color="DDDDDD"/>
@@ -2364,7 +2718,7 @@
         </w:tc>
         <w:tc>
           <w:tcPr>
-            <w:tcW w:w="1679" w:type="dxa"/>
+            <w:tcW w:w="1299" w:type="dxa"/>
             <w:tcBorders>
               <w:top w:val="single" w:sz="2" w:space="0" w:color="DDDDDD"/>
               <w:start w:val="single" w:sz="2" w:space="0" w:color="DDDDDD"/>
@@ -2389,7 +2743,32 @@
         </w:tc>
         <w:tc>
           <w:tcPr>
-            <w:tcW w:w="2083" w:type="dxa"/>
+            <w:tcW w:w="1661" w:type="dxa"/>
+            <w:tcBorders>
+              <w:top w:val="single" w:sz="2" w:space="0" w:color="DDDDDD"/>
+              <w:start w:val="single" w:sz="2" w:space="0" w:color="DDDDDD"/>
+              <w:bottom w:val="single" w:sz="2" w:space="0" w:color="DDDDDD"/>
+              <w:end w:val="single" w:sz="2" w:space="0" w:color="DDDDDD"/>
+            </w:tcBorders>
+            <w:shd w:fill="F8F9FA" w:val="clear"/>
+            <w:tcMar>
+              <w:top w:w="80" w:type="dxa"/>
+              <w:bottom w:w="80" w:type="dxa"/>
+            </w:tcMar>
+          </w:tcPr>
+          <w:p>
+            <w:pPr>
+              <w:pStyle w:val="Normal"/>
+              <w:rPr/>
+            </w:pPr>
+            <w:r>
+              <w:rPr/>
+            </w:r>
+          </w:p>
+        </w:tc>
+        <w:tc>
+          <w:tcPr>
+            <w:tcW w:w="1800" w:type="dxa"/>
             <w:tcBorders>
               <w:top w:val="single" w:sz="2" w:space="0" w:color="DDDDDD"/>
               <w:start w:val="single" w:sz="2" w:space="0" w:color="DDDDDD"/>
@@ -2432,26 +2811,66 @@
         <w:rPr/>
       </w:r>
     </w:p>
-    <w:p>
-      <w:pPr>
-        <w:pStyle w:val="Normal"/>
-        <w:spacing w:before="80" w:after="120"/>
-        <w:rPr/>
-      </w:pPr>
-      <w:r>
-        <w:rPr>
-          <w:rFonts w:eastAsia="Arial" w:cs="Arial"/>
-          <w:b/>
-          <w:bCs/>
-          <w:i w:val="false"/>
-          <w:iCs w:val="false"/>
-          <w:color w:val="333333"/>
-          <w:sz w:val="22"/>
-          <w:szCs w:val="22"/>
-        </w:rPr>
-        <w:t>Maximale Vault-Gesamtkapazitaet: 6.000 ETH. Sobald alle NFTs eines Tiers gemintet sind, ist dieses Tier dauerhaft geschlossen — keine Ausnahmen.</w:t>
-      </w:r>
-    </w:p>
+    <w:tbl>
+      <w:tblPr>
+        <w:tblW w:w="9360" w:type="dxa"/>
+        <w:jc w:val="start"/>
+        <w:tblInd w:w="0" w:type="dxa"/>
+        <w:tblLayout w:type="fixed"/>
+        <w:tblCellMar>
+          <w:top w:w="120" w:type="dxa"/>
+          <w:start w:w="200" w:type="dxa"/>
+          <w:bottom w:w="120" w:type="dxa"/>
+          <w:end w:w="200" w:type="dxa"/>
+        </w:tblCellMar>
+      </w:tblPr>
+      <w:tblGrid>
+        <w:gridCol w:w="9360"/>
+      </w:tblGrid>
+      <w:tr>
+        <w:trPr/>
+        <w:tc>
+          <w:tcPr>
+            <w:tcW w:w="9360" w:type="dxa"/>
+            <w:tcBorders>
+              <w:top w:val="single" w:sz="2" w:space="0" w:color="DDDDDD"/>
+              <w:start w:val="single" w:sz="2" w:space="0" w:color="DDDDDD"/>
+              <w:bottom w:val="single" w:sz="2" w:space="0" w:color="DDDDDD"/>
+              <w:end w:val="single" w:sz="2" w:space="0" w:color="DDDDDD"/>
+            </w:tcBorders>
+            <w:shd w:fill="E8F5E9" w:val="clear"/>
+          </w:tcPr>
+          <w:p>
+            <w:pPr>
+              <w:pStyle w:val="Normal"/>
+              <w:rPr/>
+            </w:pPr>
+            <w:r>
+              <w:rPr>
+                <w:rFonts w:eastAsia="Arial" w:cs="Arial"/>
+                <w:i/>
+                <w:iCs/>
+                <w:color w:val="1B5E20"/>
+                <w:sz w:val="21"/>
+                <w:szCs w:val="21"/>
+              </w:rPr>
+              <w:t xml:space="preserve">🚀 </w:t>
+            </w:r>
+            <w:r>
+              <w:rPr>
+                <w:rFonts w:eastAsia="Arial" w:cs="Arial"/>
+                <w:i/>
+                <w:iCs/>
+                <w:color w:val="1B5E20"/>
+                <w:sz w:val="21"/>
+                <w:szCs w:val="21"/>
+              </w:rPr>
+              <w:t>Early Bird Bonus: Die ersten Minter pro Tier erhalten einen permanenten +10% Bonus auf ihren Tier-Multiplikator. Dieser Bonus wird beim Mint unveraenderlich in das NFT eingeschrieben — er wird bei Sekundaermarkt-Verkaeufen mit uebertragen.</w:t>
+            </w:r>
+          </w:p>
+        </w:tc>
+      </w:tr>
+    </w:tbl>
     <w:p>
       <w:pPr>
         <w:pStyle w:val="Normal"/>
@@ -2477,25 +2896,7 @@
           <w:sz w:val="36"/>
           <w:szCs w:val="36"/>
         </w:rPr>
-        <w:t>5. Tokenomics &amp; ETH-Fluss</w:t>
-      </w:r>
-    </w:p>
-    <w:p>
-      <w:pPr>
-        <w:pStyle w:val="Heading2"/>
-        <w:spacing w:before="320" w:after="120"/>
-        <w:rPr/>
-      </w:pPr>
-      <w:r>
-        <w:rPr>
-          <w:rFonts w:eastAsia="Arial" w:cs="Arial" w:ascii="Arial" w:hAnsi="Arial"/>
-          <w:b/>
-          <w:bCs/>
-          <w:color w:val="C0392B"/>
-          <w:sz w:val="28"/>
-          <w:szCs w:val="28"/>
-        </w:rPr>
-        <w:t>Mint-ETH Aufteilung</w:t>
+        <w:t>5. Loyalitaets-Boost — Diamond Hands werden belohnt</w:t>
       </w:r>
     </w:p>
     <w:p>
@@ -2515,7 +2916,7 @@
           <w:sz w:val="22"/>
           <w:szCs w:val="22"/>
         </w:rPr>
-        <w:t>Wenn ein Nutzer ein NFT mintet, wird das ETH sofort eingesetzt:</w:t>
+        <w:t>HellBurn's Vault belohnt Langzeit-Holder mit einem steigenden Yield-Anteil. Der Loyalitaets-Multiplikator wird on-chain basierend auf der Zeit seit dem Mint berechnet. Er reduziert Verkaufsdruck und aligniert NFT-Holder-Anreize mit dem langfristigen Protokollerfolg.</w:t>
       </w:r>
     </w:p>
     <w:p>
@@ -2542,9 +2943,9 @@
         </w:tblCellMar>
       </w:tblPr>
       <w:tblGrid>
-        <w:gridCol w:w="1199"/>
-        <w:gridCol w:w="3361"/>
-        <w:gridCol w:w="4800"/>
+        <w:gridCol w:w="3120"/>
+        <w:gridCol w:w="3120"/>
+        <w:gridCol w:w="3120"/>
       </w:tblGrid>
       <w:tr>
         <w:trPr>
@@ -2552,7 +2953,7 @@
         </w:trPr>
         <w:tc>
           <w:tcPr>
-            <w:tcW w:w="1199" w:type="dxa"/>
+            <w:tcW w:w="3120" w:type="dxa"/>
             <w:tcBorders>
               <w:top w:val="single" w:sz="2" w:space="0" w:color="DDDDDD"/>
               <w:start w:val="single" w:sz="2" w:space="0" w:color="DDDDDD"/>
@@ -2575,13 +2976,13 @@
                 <w:sz w:val="18"/>
                 <w:szCs w:val="18"/>
               </w:rPr>
-              <w:t>Anteil</w:t>
-            </w:r>
-          </w:p>
-        </w:tc>
-        <w:tc>
-          <w:tcPr>
-            <w:tcW w:w="3361" w:type="dxa"/>
+              <w:t>Haltedauer</w:t>
+            </w:r>
+          </w:p>
+        </w:tc>
+        <w:tc>
+          <w:tcPr>
+            <w:tcW w:w="3120" w:type="dxa"/>
             <w:tcBorders>
               <w:top w:val="single" w:sz="2" w:space="0" w:color="DDDDDD"/>
               <w:start w:val="single" w:sz="2" w:space="0" w:color="DDDDDD"/>
@@ -2604,13 +3005,13 @@
                 <w:sz w:val="18"/>
                 <w:szCs w:val="18"/>
               </w:rPr>
-              <w:t>Ziel</w:t>
-            </w:r>
-          </w:p>
-        </w:tc>
-        <w:tc>
-          <w:tcPr>
-            <w:tcW w:w="4800" w:type="dxa"/>
+              <w:t>Yield-Anteil</w:t>
+            </w:r>
+          </w:p>
+        </w:tc>
+        <w:tc>
+          <w:tcPr>
+            <w:tcW w:w="3120" w:type="dxa"/>
             <w:tcBorders>
               <w:top w:val="single" w:sz="2" w:space="0" w:color="DDDDDD"/>
               <w:start w:val="single" w:sz="2" w:space="0" w:color="DDDDDD"/>
@@ -2633,7 +3034,7 @@
                 <w:sz w:val="18"/>
                 <w:szCs w:val="18"/>
               </w:rPr>
-              <w:t>Zweck</w:t>
+              <w:t>Boost vs. Basis</w:t>
             </w:r>
           </w:p>
         </w:tc>
@@ -2642,7 +3043,7 @@
         <w:trPr/>
         <w:tc>
           <w:tcPr>
-            <w:tcW w:w="1199" w:type="dxa"/>
+            <w:tcW w:w="3120" w:type="dxa"/>
             <w:tcBorders>
               <w:top w:val="single" w:sz="2" w:space="0" w:color="DDDDDD"/>
               <w:start w:val="single" w:sz="2" w:space="0" w:color="DDDDDD"/>
@@ -2669,13 +3070,13 @@
                 <w:sz w:val="20"/>
                 <w:szCs w:val="20"/>
               </w:rPr>
-              <w:t>50%</w:t>
-            </w:r>
-          </w:p>
-        </w:tc>
-        <w:tc>
-          <w:tcPr>
-            <w:tcW w:w="3361" w:type="dxa"/>
+              <w:t>0 – 3 Monate</w:t>
+            </w:r>
+          </w:p>
+        </w:tc>
+        <w:tc>
+          <w:tcPr>
+            <w:tcW w:w="3120" w:type="dxa"/>
             <w:tcBorders>
               <w:top w:val="single" w:sz="2" w:space="0" w:color="DDDDDD"/>
               <w:start w:val="single" w:sz="2" w:space="0" w:color="DDDDDD"/>
@@ -2702,13 +3103,13 @@
                 <w:sz w:val="20"/>
                 <w:szCs w:val="20"/>
               </w:rPr>
-              <w:t>Kauft &amp; verbrennt HBURN dauerhaft</w:t>
-            </w:r>
-          </w:p>
-        </w:tc>
-        <w:tc>
-          <w:tcPr>
-            <w:tcW w:w="4800" w:type="dxa"/>
+              <w:t>80%</w:t>
+            </w:r>
+          </w:p>
+        </w:tc>
+        <w:tc>
+          <w:tcPr>
+            <w:tcW w:w="3120" w:type="dxa"/>
             <w:tcBorders>
               <w:top w:val="single" w:sz="2" w:space="0" w:color="DDDDDD"/>
               <w:start w:val="single" w:sz="2" w:space="0" w:color="DDDDDD"/>
@@ -2735,7 +3136,7 @@
                 <w:sz w:val="20"/>
                 <w:szCs w:val="20"/>
               </w:rPr>
-              <w:t>Maximaler deflationaerer Druck auf HBURN-Angebot</w:t>
+              <w:t>Basis</w:t>
             </w:r>
           </w:p>
         </w:tc>
@@ -2744,7 +3145,7 @@
         <w:trPr/>
         <w:tc>
           <w:tcPr>
-            <w:tcW w:w="1199" w:type="dxa"/>
+            <w:tcW w:w="3120" w:type="dxa"/>
             <w:tcBorders>
               <w:top w:val="single" w:sz="2" w:space="0" w:color="DDDDDD"/>
               <w:start w:val="single" w:sz="2" w:space="0" w:color="DDDDDD"/>
@@ -2771,13 +3172,13 @@
                 <w:sz w:val="20"/>
                 <w:szCs w:val="20"/>
               </w:rPr>
-              <w:t>40%</w:t>
-            </w:r>
-          </w:p>
-        </w:tc>
-        <w:tc>
-          <w:tcPr>
-            <w:tcW w:w="3361" w:type="dxa"/>
+              <w:t>3 – 6 Monate</w:t>
+            </w:r>
+          </w:p>
+        </w:tc>
+        <w:tc>
+          <w:tcPr>
+            <w:tcW w:w="3120" w:type="dxa"/>
             <w:tcBorders>
               <w:top w:val="single" w:sz="2" w:space="0" w:color="DDDDDD"/>
               <w:start w:val="single" w:sz="2" w:space="0" w:color="DDDDDD"/>
@@ -2804,13 +3205,13 @@
                 <w:sz w:val="20"/>
                 <w:szCs w:val="20"/>
               </w:rPr>
-              <w:t>HBURN/ETH Uniswap V3 Concentrated LP</w:t>
-            </w:r>
-          </w:p>
-        </w:tc>
-        <w:tc>
-          <w:tcPr>
-            <w:tcW w:w="4800" w:type="dxa"/>
+              <w:t>82%</w:t>
+            </w:r>
+          </w:p>
+        </w:tc>
+        <w:tc>
+          <w:tcPr>
+            <w:tcW w:w="3120" w:type="dxa"/>
             <w:tcBorders>
               <w:top w:val="single" w:sz="2" w:space="0" w:color="DDDDDD"/>
               <w:start w:val="single" w:sz="2" w:space="0" w:color="DDDDDD"/>
@@ -2837,7 +3238,7 @@
                 <w:sz w:val="20"/>
                 <w:szCs w:val="20"/>
               </w:rPr>
-              <w:t>Generiert Trading-Fee-Rendite — verwaltet durch permissionless Rebalancer</w:t>
+              <w:t>+2%</w:t>
             </w:r>
           </w:p>
         </w:tc>
@@ -2846,7 +3247,7 @@
         <w:trPr/>
         <w:tc>
           <w:tcPr>
-            <w:tcW w:w="1199" w:type="dxa"/>
+            <w:tcW w:w="3120" w:type="dxa"/>
             <w:tcBorders>
               <w:top w:val="single" w:sz="2" w:space="0" w:color="DDDDDD"/>
               <w:start w:val="single" w:sz="2" w:space="0" w:color="DDDDDD"/>
@@ -2873,13 +3274,13 @@
                 <w:sz w:val="20"/>
                 <w:szCs w:val="20"/>
               </w:rPr>
-              <w:t>10%</w:t>
-            </w:r>
-          </w:p>
-        </w:tc>
-        <w:tc>
-          <w:tcPr>
-            <w:tcW w:w="3361" w:type="dxa"/>
+              <w:t>6 – 12 Monate</w:t>
+            </w:r>
+          </w:p>
+        </w:tc>
+        <w:tc>
+          <w:tcPr>
+            <w:tcW w:w="3120" w:type="dxa"/>
             <w:tcBorders>
               <w:top w:val="single" w:sz="2" w:space="0" w:color="DDDDDD"/>
               <w:start w:val="single" w:sz="2" w:space="0" w:color="DDDDDD"/>
@@ -2906,13 +3307,13 @@
                 <w:sz w:val="20"/>
                 <w:szCs w:val="20"/>
               </w:rPr>
-              <w:t>Lido Liquid Staking (stETH)</w:t>
-            </w:r>
-          </w:p>
-        </w:tc>
-        <w:tc>
-          <w:tcPr>
-            <w:tcW w:w="4800" w:type="dxa"/>
+              <w:t>84%</w:t>
+            </w:r>
+          </w:p>
+        </w:tc>
+        <w:tc>
+          <w:tcPr>
+            <w:tcW w:w="3120" w:type="dxa"/>
             <w:tcBorders>
               <w:top w:val="single" w:sz="2" w:space="0" w:color="DDDDDD"/>
               <w:start w:val="single" w:sz="2" w:space="0" w:color="DDDDDD"/>
@@ -2939,7 +3340,109 @@
                 <w:sz w:val="20"/>
                 <w:szCs w:val="20"/>
               </w:rPr>
-              <w:t>Generiert ~4% APY ETH-Staking-Rendite</w:t>
+              <w:t>+4%</w:t>
+            </w:r>
+          </w:p>
+        </w:tc>
+      </w:tr>
+      <w:tr>
+        <w:trPr/>
+        <w:tc>
+          <w:tcPr>
+            <w:tcW w:w="3120" w:type="dxa"/>
+            <w:tcBorders>
+              <w:top w:val="single" w:sz="2" w:space="0" w:color="DDDDDD"/>
+              <w:start w:val="single" w:sz="2" w:space="0" w:color="DDDDDD"/>
+              <w:bottom w:val="single" w:sz="2" w:space="0" w:color="DDDDDD"/>
+              <w:end w:val="single" w:sz="2" w:space="0" w:color="DDDDDD"/>
+            </w:tcBorders>
+            <w:shd w:fill="FFFFFF" w:val="clear"/>
+            <w:tcMar>
+              <w:top w:w="80" w:type="dxa"/>
+              <w:bottom w:w="80" w:type="dxa"/>
+            </w:tcMar>
+          </w:tcPr>
+          <w:p>
+            <w:pPr>
+              <w:pStyle w:val="Normal"/>
+              <w:rPr/>
+            </w:pPr>
+            <w:r>
+              <w:rPr>
+                <w:rFonts w:eastAsia="Arial" w:cs="Arial"/>
+                <w:b/>
+                <w:bCs/>
+                <w:color w:val="C0392B"/>
+                <w:sz w:val="20"/>
+                <w:szCs w:val="20"/>
+              </w:rPr>
+              <w:t>12+ Monate</w:t>
+            </w:r>
+          </w:p>
+        </w:tc>
+        <w:tc>
+          <w:tcPr>
+            <w:tcW w:w="3120" w:type="dxa"/>
+            <w:tcBorders>
+              <w:top w:val="single" w:sz="2" w:space="0" w:color="DDDDDD"/>
+              <w:start w:val="single" w:sz="2" w:space="0" w:color="DDDDDD"/>
+              <w:bottom w:val="single" w:sz="2" w:space="0" w:color="DDDDDD"/>
+              <w:end w:val="single" w:sz="2" w:space="0" w:color="DDDDDD"/>
+            </w:tcBorders>
+            <w:shd w:fill="FFFFFF" w:val="clear"/>
+            <w:tcMar>
+              <w:top w:w="80" w:type="dxa"/>
+              <w:bottom w:w="80" w:type="dxa"/>
+            </w:tcMar>
+          </w:tcPr>
+          <w:p>
+            <w:pPr>
+              <w:pStyle w:val="Normal"/>
+              <w:rPr/>
+            </w:pPr>
+            <w:r>
+              <w:rPr>
+                <w:rFonts w:eastAsia="Arial" w:cs="Arial"/>
+                <w:b w:val="false"/>
+                <w:bCs w:val="false"/>
+                <w:color w:val="333333"/>
+                <w:sz w:val="20"/>
+                <w:szCs w:val="20"/>
+              </w:rPr>
+              <w:t>86%</w:t>
+            </w:r>
+          </w:p>
+        </w:tc>
+        <w:tc>
+          <w:tcPr>
+            <w:tcW w:w="3120" w:type="dxa"/>
+            <w:tcBorders>
+              <w:top w:val="single" w:sz="2" w:space="0" w:color="DDDDDD"/>
+              <w:start w:val="single" w:sz="2" w:space="0" w:color="DDDDDD"/>
+              <w:bottom w:val="single" w:sz="2" w:space="0" w:color="DDDDDD"/>
+              <w:end w:val="single" w:sz="2" w:space="0" w:color="DDDDDD"/>
+            </w:tcBorders>
+            <w:shd w:fill="FFFFFF" w:val="clear"/>
+            <w:tcMar>
+              <w:top w:w="80" w:type="dxa"/>
+              <w:bottom w:w="80" w:type="dxa"/>
+            </w:tcMar>
+          </w:tcPr>
+          <w:p>
+            <w:pPr>
+              <w:pStyle w:val="Normal"/>
+              <w:rPr/>
+            </w:pPr>
+            <w:r>
+              <w:rPr>
+                <w:rFonts w:eastAsia="Arial" w:cs="Arial"/>
+                <w:b w:val="false"/>
+                <w:bCs w:val="false"/>
+                <w:color w:val="333333"/>
+                <w:sz w:val="20"/>
+                <w:szCs w:val="20"/>
+              </w:rPr>
+              <w:t>+6%</w:t>
             </w:r>
           </w:p>
         </w:tc>
@@ -2953,6 +3456,94 @@
       </w:pPr>
       <w:r>
         <w:rPr/>
+      </w:r>
+    </w:p>
+    <w:tbl>
+      <w:tblPr>
+        <w:tblW w:w="9360" w:type="dxa"/>
+        <w:jc w:val="start"/>
+        <w:tblInd w:w="0" w:type="dxa"/>
+        <w:tblLayout w:type="fixed"/>
+        <w:tblCellMar>
+          <w:top w:w="120" w:type="dxa"/>
+          <w:start w:w="200" w:type="dxa"/>
+          <w:bottom w:w="120" w:type="dxa"/>
+          <w:end w:w="200" w:type="dxa"/>
+        </w:tblCellMar>
+      </w:tblPr>
+      <w:tblGrid>
+        <w:gridCol w:w="9360"/>
+      </w:tblGrid>
+      <w:tr>
+        <w:trPr/>
+        <w:tc>
+          <w:tcPr>
+            <w:tcW w:w="9360" w:type="dxa"/>
+            <w:tcBorders>
+              <w:top w:val="single" w:sz="2" w:space="0" w:color="DDDDDD"/>
+              <w:start w:val="single" w:sz="2" w:space="0" w:color="DDDDDD"/>
+              <w:bottom w:val="single" w:sz="2" w:space="0" w:color="DDDDDD"/>
+              <w:end w:val="single" w:sz="2" w:space="0" w:color="DDDDDD"/>
+            </w:tcBorders>
+            <w:shd w:fill="E3F2FD" w:val="clear"/>
+          </w:tcPr>
+          <w:p>
+            <w:pPr>
+              <w:pStyle w:val="Normal"/>
+              <w:rPr/>
+            </w:pPr>
+            <w:r>
+              <w:rPr>
+                <w:rFonts w:eastAsia="Arial" w:cs="Arial"/>
+                <w:i/>
+                <w:iCs/>
+                <w:color w:val="0D47A1"/>
+                <w:sz w:val="21"/>
+                <w:szCs w:val="21"/>
+              </w:rPr>
+              <w:t xml:space="preserve">ℹ️  </w:t>
+            </w:r>
+            <w:r>
+              <w:rPr>
+                <w:rFonts w:eastAsia="Arial" w:cs="Arial"/>
+                <w:i/>
+                <w:iCs/>
+                <w:color w:val="0D47A1"/>
+                <w:sz w:val="21"/>
+                <w:szCs w:val="21"/>
+              </w:rPr>
+              <w:t>Der Loyalitaets-Boost gilt fuer das NFT, nicht die Wallet. Wenn du dein NFT verkaufst, erbt der neue Eigentuemer den angesammelten Loyalitaets-Level — das macht aeltere NFTs wertvoller im Sekundaermarkt.</w:t>
+            </w:r>
+          </w:p>
+        </w:tc>
+      </w:tr>
+    </w:tbl>
+    <w:p>
+      <w:pPr>
+        <w:pStyle w:val="Normal"/>
+        <w:spacing w:before="0" w:after="120"/>
+        <w:rPr/>
+      </w:pPr>
+      <w:r>
+        <w:rPr/>
+      </w:r>
+    </w:p>
+    <w:p>
+      <w:pPr>
+        <w:pStyle w:val="Heading1"/>
+        <w:spacing w:before="400" w:after="160"/>
+        <w:rPr/>
+      </w:pPr>
+      <w:r>
+        <w:rPr>
+          <w:rFonts w:eastAsia="Arial" w:cs="Arial" w:ascii="Arial" w:hAnsi="Arial"/>
+          <w:b/>
+          <w:bCs/>
+          <w:color w:val="1A1A2E"/>
+          <w:sz w:val="36"/>
+          <w:szCs w:val="36"/>
+        </w:rPr>
+        <w:t>6. Tokenomics &amp; ETH-Fluss</w:t>
       </w:r>
     </w:p>
     <w:p>
@@ -2970,37 +3561,7 @@
           <w:sz w:val="28"/>
           <w:szCs w:val="28"/>
         </w:rPr>
-        <w:t>Rendite-Verteilung</w:t>
-      </w:r>
-    </w:p>
-    <w:p>
-      <w:pPr>
-        <w:pStyle w:val="Normal"/>
-        <w:spacing w:before="80" w:after="120"/>
-        <w:rPr/>
-      </w:pPr>
-      <w:r>
-        <w:rPr>
-          <w:rFonts w:eastAsia="Arial" w:cs="Arial"/>
-          <w:b w:val="false"/>
-          <w:bCs w:val="false"/>
-          <w:i w:val="false"/>
-          <w:iCs w:val="false"/>
-          <w:color w:val="333333"/>
-          <w:sz w:val="22"/>
-          <w:szCs w:val="22"/>
-        </w:rPr>
-        <w:t>Alle generierten Ertraege werden wie folgt verteilt:</w:t>
-      </w:r>
-    </w:p>
-    <w:p>
-      <w:pPr>
-        <w:pStyle w:val="Normal"/>
-        <w:spacing w:before="0" w:after="120"/>
-        <w:rPr/>
-      </w:pPr>
-      <w:r>
-        <w:rPr/>
+        <w:t>Mint-ETH Aufteilung</w:t>
       </w:r>
     </w:p>
     <w:tbl>
@@ -3017,9 +3578,9 @@
         </w:tblCellMar>
       </w:tblPr>
       <w:tblGrid>
-        <w:gridCol w:w="1199"/>
-        <w:gridCol w:w="2400"/>
-        <w:gridCol w:w="5761"/>
+        <w:gridCol w:w="999"/>
+        <w:gridCol w:w="3561"/>
+        <w:gridCol w:w="4800"/>
       </w:tblGrid>
       <w:tr>
         <w:trPr>
@@ -3027,7 +3588,7 @@
         </w:trPr>
         <w:tc>
           <w:tcPr>
-            <w:tcW w:w="1199" w:type="dxa"/>
+            <w:tcW w:w="999" w:type="dxa"/>
             <w:tcBorders>
               <w:top w:val="single" w:sz="2" w:space="0" w:color="DDDDDD"/>
               <w:start w:val="single" w:sz="2" w:space="0" w:color="DDDDDD"/>
@@ -3056,7 +3617,7 @@
         </w:tc>
         <w:tc>
           <w:tcPr>
-            <w:tcW w:w="2400" w:type="dxa"/>
+            <w:tcW w:w="3561" w:type="dxa"/>
             <w:tcBorders>
               <w:top w:val="single" w:sz="2" w:space="0" w:color="DDDDDD"/>
               <w:start w:val="single" w:sz="2" w:space="0" w:color="DDDDDD"/>
@@ -3079,13 +3640,13 @@
                 <w:sz w:val="18"/>
                 <w:szCs w:val="18"/>
               </w:rPr>
-              <w:t>Empfaenger</w:t>
-            </w:r>
-          </w:p>
-        </w:tc>
-        <w:tc>
-          <w:tcPr>
-            <w:tcW w:w="5761" w:type="dxa"/>
+              <w:t>Ziel</w:t>
+            </w:r>
+          </w:p>
+        </w:tc>
+        <w:tc>
+          <w:tcPr>
+            <w:tcW w:w="4800" w:type="dxa"/>
             <w:tcBorders>
               <w:top w:val="single" w:sz="2" w:space="0" w:color="DDDDDD"/>
               <w:start w:val="single" w:sz="2" w:space="0" w:color="DDDDDD"/>
@@ -3108,7 +3669,7 @@
                 <w:sz w:val="18"/>
                 <w:szCs w:val="18"/>
               </w:rPr>
-              <w:t>Effekt</w:t>
+              <w:t>Zweck</w:t>
             </w:r>
           </w:p>
         </w:tc>
@@ -3117,7 +3678,7 @@
         <w:trPr/>
         <w:tc>
           <w:tcPr>
-            <w:tcW w:w="1199" w:type="dxa"/>
+            <w:tcW w:w="999" w:type="dxa"/>
             <w:tcBorders>
               <w:top w:val="single" w:sz="2" w:space="0" w:color="DDDDDD"/>
               <w:start w:val="single" w:sz="2" w:space="0" w:color="DDDDDD"/>
@@ -3144,13 +3705,13 @@
                 <w:sz w:val="20"/>
                 <w:szCs w:val="20"/>
               </w:rPr>
-              <w:t>80%</w:t>
-            </w:r>
-          </w:p>
-        </w:tc>
-        <w:tc>
-          <w:tcPr>
-            <w:tcW w:w="2400" w:type="dxa"/>
+              <w:t>50%</w:t>
+            </w:r>
+          </w:p>
+        </w:tc>
+        <w:tc>
+          <w:tcPr>
+            <w:tcW w:w="3561" w:type="dxa"/>
             <w:tcBorders>
               <w:top w:val="single" w:sz="2" w:space="0" w:color="DDDDDD"/>
               <w:start w:val="single" w:sz="2" w:space="0" w:color="DDDDDD"/>
@@ -3177,13 +3738,13 @@
                 <w:sz w:val="20"/>
                 <w:szCs w:val="20"/>
               </w:rPr>
-              <w:t>NFT-Holder</w:t>
-            </w:r>
-          </w:p>
-        </w:tc>
-        <w:tc>
-          <w:tcPr>
-            <w:tcW w:w="5761" w:type="dxa"/>
+              <w:t>Kauft &amp; verbrennt HBURN dauerhaft</w:t>
+            </w:r>
+          </w:p>
+        </w:tc>
+        <w:tc>
+          <w:tcPr>
+            <w:tcW w:w="4800" w:type="dxa"/>
             <w:tcBorders>
               <w:top w:val="single" w:sz="2" w:space="0" w:color="DDDDDD"/>
               <w:start w:val="single" w:sz="2" w:space="0" w:color="DDDDDD"/>
@@ -3210,7 +3771,7 @@
                 <w:sz w:val="20"/>
                 <w:szCs w:val="20"/>
               </w:rPr>
-              <w:t>Proportional zum Tier-Multiplikator — ausgezahlt in ETH</w:t>
+              <w:t>Maximaler deflationaerer Druck auf HBURN-Angebot</w:t>
             </w:r>
           </w:p>
         </w:tc>
@@ -3219,7 +3780,7 @@
         <w:trPr/>
         <w:tc>
           <w:tcPr>
-            <w:tcW w:w="1199" w:type="dxa"/>
+            <w:tcW w:w="999" w:type="dxa"/>
             <w:tcBorders>
               <w:top w:val="single" w:sz="2" w:space="0" w:color="DDDDDD"/>
               <w:start w:val="single" w:sz="2" w:space="0" w:color="DDDDDD"/>
@@ -3246,13 +3807,13 @@
                 <w:sz w:val="20"/>
                 <w:szCs w:val="20"/>
               </w:rPr>
-              <w:t>20%</w:t>
-            </w:r>
-          </w:p>
-        </w:tc>
-        <w:tc>
-          <w:tcPr>
-            <w:tcW w:w="2400" w:type="dxa"/>
+              <w:t>40%</w:t>
+            </w:r>
+          </w:p>
+        </w:tc>
+        <w:tc>
+          <w:tcPr>
+            <w:tcW w:w="3561" w:type="dxa"/>
             <w:tcBorders>
               <w:top w:val="single" w:sz="2" w:space="0" w:color="DDDDDD"/>
               <w:start w:val="single" w:sz="2" w:space="0" w:color="DDDDDD"/>
@@ -3279,13 +3840,13 @@
                 <w:sz w:val="20"/>
                 <w:szCs w:val="20"/>
               </w:rPr>
-              <w:t>BuyAndBurn</w:t>
-            </w:r>
-          </w:p>
-        </w:tc>
-        <w:tc>
-          <w:tcPr>
-            <w:tcW w:w="5761" w:type="dxa"/>
+              <w:t>HBURN/ETH Uniswap V3 Concentrated LP</w:t>
+            </w:r>
+          </w:p>
+        </w:tc>
+        <w:tc>
+          <w:tcPr>
+            <w:tcW w:w="4800" w:type="dxa"/>
             <w:tcBorders>
               <w:top w:val="single" w:sz="2" w:space="0" w:color="DDDDDD"/>
               <w:start w:val="single" w:sz="2" w:space="0" w:color="DDDDDD"/>
@@ -3312,7 +3873,686 @@
                 <w:sz w:val="20"/>
                 <w:szCs w:val="20"/>
               </w:rPr>
-              <w:t>Kauft &amp; verbrennt mehr HBURN — verstaerkt Deflation</w:t>
+              <w:t>Generiert Trading-Fee-Rendite — permissionless Rebalancer</w:t>
+            </w:r>
+          </w:p>
+        </w:tc>
+      </w:tr>
+      <w:tr>
+        <w:trPr/>
+        <w:tc>
+          <w:tcPr>
+            <w:tcW w:w="999" w:type="dxa"/>
+            <w:tcBorders>
+              <w:top w:val="single" w:sz="2" w:space="0" w:color="DDDDDD"/>
+              <w:start w:val="single" w:sz="2" w:space="0" w:color="DDDDDD"/>
+              <w:bottom w:val="single" w:sz="2" w:space="0" w:color="DDDDDD"/>
+              <w:end w:val="single" w:sz="2" w:space="0" w:color="DDDDDD"/>
+            </w:tcBorders>
+            <w:shd w:fill="F8F9FA" w:val="clear"/>
+            <w:tcMar>
+              <w:top w:w="80" w:type="dxa"/>
+              <w:bottom w:w="80" w:type="dxa"/>
+            </w:tcMar>
+          </w:tcPr>
+          <w:p>
+            <w:pPr>
+              <w:pStyle w:val="Normal"/>
+              <w:rPr/>
+            </w:pPr>
+            <w:r>
+              <w:rPr>
+                <w:rFonts w:eastAsia="Arial" w:cs="Arial"/>
+                <w:b/>
+                <w:bCs/>
+                <w:color w:val="C0392B"/>
+                <w:sz w:val="20"/>
+                <w:szCs w:val="20"/>
+              </w:rPr>
+              <w:t>5%</w:t>
+            </w:r>
+          </w:p>
+        </w:tc>
+        <w:tc>
+          <w:tcPr>
+            <w:tcW w:w="3561" w:type="dxa"/>
+            <w:tcBorders>
+              <w:top w:val="single" w:sz="2" w:space="0" w:color="DDDDDD"/>
+              <w:start w:val="single" w:sz="2" w:space="0" w:color="DDDDDD"/>
+              <w:bottom w:val="single" w:sz="2" w:space="0" w:color="DDDDDD"/>
+              <w:end w:val="single" w:sz="2" w:space="0" w:color="DDDDDD"/>
+            </w:tcBorders>
+            <w:shd w:fill="F8F9FA" w:val="clear"/>
+            <w:tcMar>
+              <w:top w:w="80" w:type="dxa"/>
+              <w:bottom w:w="80" w:type="dxa"/>
+            </w:tcMar>
+          </w:tcPr>
+          <w:p>
+            <w:pPr>
+              <w:pStyle w:val="Normal"/>
+              <w:rPr/>
+            </w:pPr>
+            <w:r>
+              <w:rPr>
+                <w:rFonts w:eastAsia="Arial" w:cs="Arial"/>
+                <w:b w:val="false"/>
+                <w:bCs w:val="false"/>
+                <w:color w:val="333333"/>
+                <w:sz w:val="20"/>
+                <w:szCs w:val="20"/>
+              </w:rPr>
+              <w:t>Lido Liquid Staking (stETH)</w:t>
+            </w:r>
+          </w:p>
+        </w:tc>
+        <w:tc>
+          <w:tcPr>
+            <w:tcW w:w="4800" w:type="dxa"/>
+            <w:tcBorders>
+              <w:top w:val="single" w:sz="2" w:space="0" w:color="DDDDDD"/>
+              <w:start w:val="single" w:sz="2" w:space="0" w:color="DDDDDD"/>
+              <w:bottom w:val="single" w:sz="2" w:space="0" w:color="DDDDDD"/>
+              <w:end w:val="single" w:sz="2" w:space="0" w:color="DDDDDD"/>
+            </w:tcBorders>
+            <w:shd w:fill="F8F9FA" w:val="clear"/>
+            <w:tcMar>
+              <w:top w:w="80" w:type="dxa"/>
+              <w:bottom w:w="80" w:type="dxa"/>
+            </w:tcMar>
+          </w:tcPr>
+          <w:p>
+            <w:pPr>
+              <w:pStyle w:val="Normal"/>
+              <w:rPr/>
+            </w:pPr>
+            <w:r>
+              <w:rPr>
+                <w:rFonts w:eastAsia="Arial" w:cs="Arial"/>
+                <w:b w:val="false"/>
+                <w:bCs w:val="false"/>
+                <w:color w:val="333333"/>
+                <w:sz w:val="20"/>
+                <w:szCs w:val="20"/>
+              </w:rPr>
+              <w:t>ETH-Staking-Rendite — Lido (~4% APY)</w:t>
+            </w:r>
+          </w:p>
+        </w:tc>
+      </w:tr>
+      <w:tr>
+        <w:trPr/>
+        <w:tc>
+          <w:tcPr>
+            <w:tcW w:w="999" w:type="dxa"/>
+            <w:tcBorders>
+              <w:top w:val="single" w:sz="2" w:space="0" w:color="DDDDDD"/>
+              <w:start w:val="single" w:sz="2" w:space="0" w:color="DDDDDD"/>
+              <w:bottom w:val="single" w:sz="2" w:space="0" w:color="DDDDDD"/>
+              <w:end w:val="single" w:sz="2" w:space="0" w:color="DDDDDD"/>
+            </w:tcBorders>
+            <w:shd w:fill="FFFFFF" w:val="clear"/>
+            <w:tcMar>
+              <w:top w:w="80" w:type="dxa"/>
+              <w:bottom w:w="80" w:type="dxa"/>
+            </w:tcMar>
+          </w:tcPr>
+          <w:p>
+            <w:pPr>
+              <w:pStyle w:val="Normal"/>
+              <w:rPr/>
+            </w:pPr>
+            <w:r>
+              <w:rPr>
+                <w:rFonts w:eastAsia="Arial" w:cs="Arial"/>
+                <w:b/>
+                <w:bCs/>
+                <w:color w:val="C0392B"/>
+                <w:sz w:val="20"/>
+                <w:szCs w:val="20"/>
+              </w:rPr>
+              <w:t>5%</w:t>
+            </w:r>
+          </w:p>
+        </w:tc>
+        <w:tc>
+          <w:tcPr>
+            <w:tcW w:w="3561" w:type="dxa"/>
+            <w:tcBorders>
+              <w:top w:val="single" w:sz="2" w:space="0" w:color="DDDDDD"/>
+              <w:start w:val="single" w:sz="2" w:space="0" w:color="DDDDDD"/>
+              <w:bottom w:val="single" w:sz="2" w:space="0" w:color="DDDDDD"/>
+              <w:end w:val="single" w:sz="2" w:space="0" w:color="DDDDDD"/>
+            </w:tcBorders>
+            <w:shd w:fill="FFFFFF" w:val="clear"/>
+            <w:tcMar>
+              <w:top w:w="80" w:type="dxa"/>
+              <w:bottom w:w="80" w:type="dxa"/>
+            </w:tcMar>
+          </w:tcPr>
+          <w:p>
+            <w:pPr>
+              <w:pStyle w:val="Normal"/>
+              <w:rPr/>
+            </w:pPr>
+            <w:r>
+              <w:rPr>
+                <w:rFonts w:eastAsia="Arial" w:cs="Arial"/>
+                <w:b w:val="false"/>
+                <w:bCs w:val="false"/>
+                <w:color w:val="333333"/>
+                <w:sz w:val="20"/>
+                <w:szCs w:val="20"/>
+              </w:rPr>
+              <w:t>RocketPool Liquid Staking (rETH)</w:t>
+            </w:r>
+          </w:p>
+        </w:tc>
+        <w:tc>
+          <w:tcPr>
+            <w:tcW w:w="4800" w:type="dxa"/>
+            <w:tcBorders>
+              <w:top w:val="single" w:sz="2" w:space="0" w:color="DDDDDD"/>
+              <w:start w:val="single" w:sz="2" w:space="0" w:color="DDDDDD"/>
+              <w:bottom w:val="single" w:sz="2" w:space="0" w:color="DDDDDD"/>
+              <w:end w:val="single" w:sz="2" w:space="0" w:color="DDDDDD"/>
+            </w:tcBorders>
+            <w:shd w:fill="FFFFFF" w:val="clear"/>
+            <w:tcMar>
+              <w:top w:w="80" w:type="dxa"/>
+              <w:bottom w:w="80" w:type="dxa"/>
+            </w:tcMar>
+          </w:tcPr>
+          <w:p>
+            <w:pPr>
+              <w:pStyle w:val="Normal"/>
+              <w:rPr/>
+            </w:pPr>
+            <w:r>
+              <w:rPr>
+                <w:rFonts w:eastAsia="Arial" w:cs="Arial"/>
+                <w:b w:val="false"/>
+                <w:bCs w:val="false"/>
+                <w:color w:val="333333"/>
+                <w:sz w:val="20"/>
+                <w:szCs w:val="20"/>
+              </w:rPr>
+              <w:t>ETH-Staking-Rendite — RocketPool (~4% APY)</w:t>
+            </w:r>
+          </w:p>
+        </w:tc>
+      </w:tr>
+    </w:tbl>
+    <w:p>
+      <w:pPr>
+        <w:pStyle w:val="Normal"/>
+        <w:spacing w:before="0" w:after="120"/>
+        <w:rPr/>
+      </w:pPr>
+      <w:r>
+        <w:rPr/>
+      </w:r>
+    </w:p>
+    <w:p>
+      <w:pPr>
+        <w:pStyle w:val="Heading2"/>
+        <w:spacing w:before="320" w:after="120"/>
+        <w:rPr/>
+      </w:pPr>
+      <w:r>
+        <w:rPr>
+          <w:rFonts w:eastAsia="Arial" w:cs="Arial" w:ascii="Arial" w:hAnsi="Arial"/>
+          <w:b/>
+          <w:bCs/>
+          <w:color w:val="C0392B"/>
+          <w:sz w:val="28"/>
+          <w:szCs w:val="28"/>
+        </w:rPr>
+        <w:t>Rendite-Verteilung</w:t>
+      </w:r>
+    </w:p>
+    <w:p>
+      <w:pPr>
+        <w:pStyle w:val="Normal"/>
+        <w:spacing w:before="80" w:after="120"/>
+        <w:rPr/>
+      </w:pPr>
+      <w:r>
+        <w:rPr>
+          <w:rFonts w:eastAsia="Arial" w:cs="Arial"/>
+          <w:b w:val="false"/>
+          <w:bCs w:val="false"/>
+          <w:i w:val="false"/>
+          <w:iCs w:val="false"/>
+          <w:color w:val="333333"/>
+          <w:sz w:val="22"/>
+          <w:szCs w:val="22"/>
+        </w:rPr>
+        <w:t>Der 5% Reserve Pool wird automatisch eingesetzt wenn HBURN unter einen vordefinierten On-Chain-Preisschwellenwert faellt — keine Admin-Aktion erforderlich.</w:t>
+      </w:r>
+    </w:p>
+    <w:p>
+      <w:pPr>
+        <w:pStyle w:val="Normal"/>
+        <w:spacing w:before="0" w:after="120"/>
+        <w:rPr/>
+      </w:pPr>
+      <w:r>
+        <w:rPr/>
+      </w:r>
+    </w:p>
+    <w:tbl>
+      <w:tblPr>
+        <w:tblW w:w="9360" w:type="dxa"/>
+        <w:jc w:val="start"/>
+        <w:tblInd w:w="0" w:type="dxa"/>
+        <w:tblLayout w:type="fixed"/>
+        <w:tblCellMar>
+          <w:top w:w="100" w:type="dxa"/>
+          <w:start w:w="100" w:type="dxa"/>
+          <w:bottom w:w="100" w:type="dxa"/>
+          <w:end w:w="100" w:type="dxa"/>
+        </w:tblCellMar>
+      </w:tblPr>
+      <w:tblGrid>
+        <w:gridCol w:w="1400"/>
+        <w:gridCol w:w="1999"/>
+        <w:gridCol w:w="5961"/>
+      </w:tblGrid>
+      <w:tr>
+        <w:trPr>
+          <w:tblHeader w:val="true"/>
+        </w:trPr>
+        <w:tc>
+          <w:tcPr>
+            <w:tcW w:w="1400" w:type="dxa"/>
+            <w:tcBorders>
+              <w:top w:val="single" w:sz="2" w:space="0" w:color="DDDDDD"/>
+              <w:start w:val="single" w:sz="2" w:space="0" w:color="DDDDDD"/>
+              <w:bottom w:val="single" w:sz="2" w:space="0" w:color="DDDDDD"/>
+              <w:end w:val="single" w:sz="2" w:space="0" w:color="DDDDDD"/>
+            </w:tcBorders>
+            <w:shd w:fill="1A1A2E" w:val="clear"/>
+          </w:tcPr>
+          <w:p>
+            <w:pPr>
+              <w:pStyle w:val="Normal"/>
+              <w:rPr/>
+            </w:pPr>
+            <w:r>
+              <w:rPr>
+                <w:rFonts w:eastAsia="Arial" w:cs="Arial"/>
+                <w:b/>
+                <w:bCs/>
+                <w:color w:val="FFFFFF"/>
+                <w:sz w:val="18"/>
+                <w:szCs w:val="18"/>
+              </w:rPr>
+              <w:t>Anteil</w:t>
+            </w:r>
+          </w:p>
+        </w:tc>
+        <w:tc>
+          <w:tcPr>
+            <w:tcW w:w="1999" w:type="dxa"/>
+            <w:tcBorders>
+              <w:top w:val="single" w:sz="2" w:space="0" w:color="DDDDDD"/>
+              <w:start w:val="single" w:sz="2" w:space="0" w:color="DDDDDD"/>
+              <w:bottom w:val="single" w:sz="2" w:space="0" w:color="DDDDDD"/>
+              <w:end w:val="single" w:sz="2" w:space="0" w:color="DDDDDD"/>
+            </w:tcBorders>
+            <w:shd w:fill="1A1A2E" w:val="clear"/>
+          </w:tcPr>
+          <w:p>
+            <w:pPr>
+              <w:pStyle w:val="Normal"/>
+              <w:rPr/>
+            </w:pPr>
+            <w:r>
+              <w:rPr>
+                <w:rFonts w:eastAsia="Arial" w:cs="Arial"/>
+                <w:b/>
+                <w:bCs/>
+                <w:color w:val="FFFFFF"/>
+                <w:sz w:val="18"/>
+                <w:szCs w:val="18"/>
+              </w:rPr>
+              <w:t>Empfaenger</w:t>
+            </w:r>
+          </w:p>
+        </w:tc>
+        <w:tc>
+          <w:tcPr>
+            <w:tcW w:w="5961" w:type="dxa"/>
+            <w:tcBorders>
+              <w:top w:val="single" w:sz="2" w:space="0" w:color="DDDDDD"/>
+              <w:start w:val="single" w:sz="2" w:space="0" w:color="DDDDDD"/>
+              <w:bottom w:val="single" w:sz="2" w:space="0" w:color="DDDDDD"/>
+              <w:end w:val="single" w:sz="2" w:space="0" w:color="DDDDDD"/>
+            </w:tcBorders>
+            <w:shd w:fill="1A1A2E" w:val="clear"/>
+          </w:tcPr>
+          <w:p>
+            <w:pPr>
+              <w:pStyle w:val="Normal"/>
+              <w:rPr/>
+            </w:pPr>
+            <w:r>
+              <w:rPr>
+                <w:rFonts w:eastAsia="Arial" w:cs="Arial"/>
+                <w:b/>
+                <w:bCs/>
+                <w:color w:val="FFFFFF"/>
+                <w:sz w:val="18"/>
+                <w:szCs w:val="18"/>
+              </w:rPr>
+              <w:t>Effekt</w:t>
+            </w:r>
+          </w:p>
+        </w:tc>
+      </w:tr>
+      <w:tr>
+        <w:trPr/>
+        <w:tc>
+          <w:tcPr>
+            <w:tcW w:w="1400" w:type="dxa"/>
+            <w:tcBorders>
+              <w:top w:val="single" w:sz="2" w:space="0" w:color="DDDDDD"/>
+              <w:start w:val="single" w:sz="2" w:space="0" w:color="DDDDDD"/>
+              <w:bottom w:val="single" w:sz="2" w:space="0" w:color="DDDDDD"/>
+              <w:end w:val="single" w:sz="2" w:space="0" w:color="DDDDDD"/>
+            </w:tcBorders>
+            <w:shd w:fill="F8F9FA" w:val="clear"/>
+            <w:tcMar>
+              <w:top w:w="80" w:type="dxa"/>
+              <w:bottom w:w="80" w:type="dxa"/>
+            </w:tcMar>
+          </w:tcPr>
+          <w:p>
+            <w:pPr>
+              <w:pStyle w:val="Normal"/>
+              <w:rPr/>
+            </w:pPr>
+            <w:r>
+              <w:rPr>
+                <w:rFonts w:eastAsia="Arial" w:cs="Arial"/>
+                <w:b/>
+                <w:bCs/>
+                <w:color w:val="C0392B"/>
+                <w:sz w:val="20"/>
+                <w:szCs w:val="20"/>
+              </w:rPr>
+              <w:t>80–86%</w:t>
+            </w:r>
+          </w:p>
+        </w:tc>
+        <w:tc>
+          <w:tcPr>
+            <w:tcW w:w="1999" w:type="dxa"/>
+            <w:tcBorders>
+              <w:top w:val="single" w:sz="2" w:space="0" w:color="DDDDDD"/>
+              <w:start w:val="single" w:sz="2" w:space="0" w:color="DDDDDD"/>
+              <w:bottom w:val="single" w:sz="2" w:space="0" w:color="DDDDDD"/>
+              <w:end w:val="single" w:sz="2" w:space="0" w:color="DDDDDD"/>
+            </w:tcBorders>
+            <w:shd w:fill="F8F9FA" w:val="clear"/>
+            <w:tcMar>
+              <w:top w:w="80" w:type="dxa"/>
+              <w:bottom w:w="80" w:type="dxa"/>
+            </w:tcMar>
+          </w:tcPr>
+          <w:p>
+            <w:pPr>
+              <w:pStyle w:val="Normal"/>
+              <w:rPr/>
+            </w:pPr>
+            <w:r>
+              <w:rPr>
+                <w:rFonts w:eastAsia="Arial" w:cs="Arial"/>
+                <w:b w:val="false"/>
+                <w:bCs w:val="false"/>
+                <w:color w:val="333333"/>
+                <w:sz w:val="20"/>
+                <w:szCs w:val="20"/>
+              </w:rPr>
+              <w:t>NFT-Holder</w:t>
+            </w:r>
+          </w:p>
+        </w:tc>
+        <w:tc>
+          <w:tcPr>
+            <w:tcW w:w="5961" w:type="dxa"/>
+            <w:tcBorders>
+              <w:top w:val="single" w:sz="2" w:space="0" w:color="DDDDDD"/>
+              <w:start w:val="single" w:sz="2" w:space="0" w:color="DDDDDD"/>
+              <w:bottom w:val="single" w:sz="2" w:space="0" w:color="DDDDDD"/>
+              <w:end w:val="single" w:sz="2" w:space="0" w:color="DDDDDD"/>
+            </w:tcBorders>
+            <w:shd w:fill="F8F9FA" w:val="clear"/>
+            <w:tcMar>
+              <w:top w:w="80" w:type="dxa"/>
+              <w:bottom w:w="80" w:type="dxa"/>
+            </w:tcMar>
+          </w:tcPr>
+          <w:p>
+            <w:pPr>
+              <w:pStyle w:val="Normal"/>
+              <w:rPr/>
+            </w:pPr>
+            <w:r>
+              <w:rPr>
+                <w:rFonts w:eastAsia="Arial" w:cs="Arial"/>
+                <w:b w:val="false"/>
+                <w:bCs w:val="false"/>
+                <w:color w:val="333333"/>
+                <w:sz w:val="20"/>
+                <w:szCs w:val="20"/>
+              </w:rPr>
+              <w:t>Proportional zu Tier × Loyalitaets-Multiplikator — ausgezahlt in ETH</w:t>
+            </w:r>
+          </w:p>
+        </w:tc>
+      </w:tr>
+      <w:tr>
+        <w:trPr/>
+        <w:tc>
+          <w:tcPr>
+            <w:tcW w:w="1400" w:type="dxa"/>
+            <w:tcBorders>
+              <w:top w:val="single" w:sz="2" w:space="0" w:color="DDDDDD"/>
+              <w:start w:val="single" w:sz="2" w:space="0" w:color="DDDDDD"/>
+              <w:bottom w:val="single" w:sz="2" w:space="0" w:color="DDDDDD"/>
+              <w:end w:val="single" w:sz="2" w:space="0" w:color="DDDDDD"/>
+            </w:tcBorders>
+            <w:shd w:fill="FFFFFF" w:val="clear"/>
+            <w:tcMar>
+              <w:top w:w="80" w:type="dxa"/>
+              <w:bottom w:w="80" w:type="dxa"/>
+            </w:tcMar>
+          </w:tcPr>
+          <w:p>
+            <w:pPr>
+              <w:pStyle w:val="Normal"/>
+              <w:rPr/>
+            </w:pPr>
+            <w:r>
+              <w:rPr>
+                <w:rFonts w:eastAsia="Arial" w:cs="Arial"/>
+                <w:b/>
+                <w:bCs/>
+                <w:color w:val="C0392B"/>
+                <w:sz w:val="20"/>
+                <w:szCs w:val="20"/>
+              </w:rPr>
+              <w:t>15%</w:t>
+            </w:r>
+          </w:p>
+        </w:tc>
+        <w:tc>
+          <w:tcPr>
+            <w:tcW w:w="1999" w:type="dxa"/>
+            <w:tcBorders>
+              <w:top w:val="single" w:sz="2" w:space="0" w:color="DDDDDD"/>
+              <w:start w:val="single" w:sz="2" w:space="0" w:color="DDDDDD"/>
+              <w:bottom w:val="single" w:sz="2" w:space="0" w:color="DDDDDD"/>
+              <w:end w:val="single" w:sz="2" w:space="0" w:color="DDDDDD"/>
+            </w:tcBorders>
+            <w:shd w:fill="FFFFFF" w:val="clear"/>
+            <w:tcMar>
+              <w:top w:w="80" w:type="dxa"/>
+              <w:bottom w:w="80" w:type="dxa"/>
+            </w:tcMar>
+          </w:tcPr>
+          <w:p>
+            <w:pPr>
+              <w:pStyle w:val="Normal"/>
+              <w:rPr/>
+            </w:pPr>
+            <w:r>
+              <w:rPr>
+                <w:rFonts w:eastAsia="Arial" w:cs="Arial"/>
+                <w:b w:val="false"/>
+                <w:bCs w:val="false"/>
+                <w:color w:val="333333"/>
+                <w:sz w:val="20"/>
+                <w:szCs w:val="20"/>
+              </w:rPr>
+              <w:t>BuyAndBurn</w:t>
+            </w:r>
+          </w:p>
+        </w:tc>
+        <w:tc>
+          <w:tcPr>
+            <w:tcW w:w="5961" w:type="dxa"/>
+            <w:tcBorders>
+              <w:top w:val="single" w:sz="2" w:space="0" w:color="DDDDDD"/>
+              <w:start w:val="single" w:sz="2" w:space="0" w:color="DDDDDD"/>
+              <w:bottom w:val="single" w:sz="2" w:space="0" w:color="DDDDDD"/>
+              <w:end w:val="single" w:sz="2" w:space="0" w:color="DDDDDD"/>
+            </w:tcBorders>
+            <w:shd w:fill="FFFFFF" w:val="clear"/>
+            <w:tcMar>
+              <w:top w:w="80" w:type="dxa"/>
+              <w:bottom w:w="80" w:type="dxa"/>
+            </w:tcMar>
+          </w:tcPr>
+          <w:p>
+            <w:pPr>
+              <w:pStyle w:val="Normal"/>
+              <w:rPr/>
+            </w:pPr>
+            <w:r>
+              <w:rPr>
+                <w:rFonts w:eastAsia="Arial" w:cs="Arial"/>
+                <w:b w:val="false"/>
+                <w:bCs w:val="false"/>
+                <w:color w:val="333333"/>
+                <w:sz w:val="20"/>
+                <w:szCs w:val="20"/>
+              </w:rPr>
+              <w:t>Kauft &amp; verbrennt HBURN dauerhaft — verstaerkt Deflation</w:t>
+            </w:r>
+          </w:p>
+        </w:tc>
+      </w:tr>
+      <w:tr>
+        <w:trPr/>
+        <w:tc>
+          <w:tcPr>
+            <w:tcW w:w="1400" w:type="dxa"/>
+            <w:tcBorders>
+              <w:top w:val="single" w:sz="2" w:space="0" w:color="DDDDDD"/>
+              <w:start w:val="single" w:sz="2" w:space="0" w:color="DDDDDD"/>
+              <w:bottom w:val="single" w:sz="2" w:space="0" w:color="DDDDDD"/>
+              <w:end w:val="single" w:sz="2" w:space="0" w:color="DDDDDD"/>
+            </w:tcBorders>
+            <w:shd w:fill="F8F9FA" w:val="clear"/>
+            <w:tcMar>
+              <w:top w:w="80" w:type="dxa"/>
+              <w:bottom w:w="80" w:type="dxa"/>
+            </w:tcMar>
+          </w:tcPr>
+          <w:p>
+            <w:pPr>
+              <w:pStyle w:val="Normal"/>
+              <w:rPr/>
+            </w:pPr>
+            <w:r>
+              <w:rPr>
+                <w:rFonts w:eastAsia="Arial" w:cs="Arial"/>
+                <w:b/>
+                <w:bCs/>
+                <w:color w:val="C0392B"/>
+                <w:sz w:val="20"/>
+                <w:szCs w:val="20"/>
+              </w:rPr>
+              <w:t>5%</w:t>
+            </w:r>
+          </w:p>
+        </w:tc>
+        <w:tc>
+          <w:tcPr>
+            <w:tcW w:w="1999" w:type="dxa"/>
+            <w:tcBorders>
+              <w:top w:val="single" w:sz="2" w:space="0" w:color="DDDDDD"/>
+              <w:start w:val="single" w:sz="2" w:space="0" w:color="DDDDDD"/>
+              <w:bottom w:val="single" w:sz="2" w:space="0" w:color="DDDDDD"/>
+              <w:end w:val="single" w:sz="2" w:space="0" w:color="DDDDDD"/>
+            </w:tcBorders>
+            <w:shd w:fill="F8F9FA" w:val="clear"/>
+            <w:tcMar>
+              <w:top w:w="80" w:type="dxa"/>
+              <w:bottom w:w="80" w:type="dxa"/>
+            </w:tcMar>
+          </w:tcPr>
+          <w:p>
+            <w:pPr>
+              <w:pStyle w:val="Normal"/>
+              <w:rPr/>
+            </w:pPr>
+            <w:r>
+              <w:rPr>
+                <w:rFonts w:eastAsia="Arial" w:cs="Arial"/>
+                <w:b w:val="false"/>
+                <w:bCs w:val="false"/>
+                <w:color w:val="333333"/>
+                <w:sz w:val="20"/>
+                <w:szCs w:val="20"/>
+              </w:rPr>
+              <w:t>Reserve Pool</w:t>
+            </w:r>
+          </w:p>
+        </w:tc>
+        <w:tc>
+          <w:tcPr>
+            <w:tcW w:w="5961" w:type="dxa"/>
+            <w:tcBorders>
+              <w:top w:val="single" w:sz="2" w:space="0" w:color="DDDDDD"/>
+              <w:start w:val="single" w:sz="2" w:space="0" w:color="DDDDDD"/>
+              <w:bottom w:val="single" w:sz="2" w:space="0" w:color="DDDDDD"/>
+              <w:end w:val="single" w:sz="2" w:space="0" w:color="DDDDDD"/>
+            </w:tcBorders>
+            <w:shd w:fill="F8F9FA" w:val="clear"/>
+            <w:tcMar>
+              <w:top w:w="80" w:type="dxa"/>
+              <w:bottom w:w="80" w:type="dxa"/>
+            </w:tcMar>
+          </w:tcPr>
+          <w:p>
+            <w:pPr>
+              <w:pStyle w:val="Normal"/>
+              <w:rPr/>
+            </w:pPr>
+            <w:r>
+              <w:rPr>
+                <w:rFonts w:eastAsia="Arial" w:cs="Arial"/>
+                <w:b w:val="false"/>
+                <w:bCs w:val="false"/>
+                <w:color w:val="333333"/>
+                <w:sz w:val="20"/>
+                <w:szCs w:val="20"/>
+              </w:rPr>
+              <w:t>Price Floor Absicherung — eingesetzt wenn HBURN unter Schwellenwert faellt</w:t>
             </w:r>
           </w:p>
         </w:tc>
@@ -3484,7 +4724,7 @@
                 <w:sz w:val="22"/>
                 <w:szCs w:val="22"/>
               </w:rPr>
-              <w:t>Mehr ETH → mehr HBURN vom Markt gekauft (Kaufdruck)</w:t>
+              <w:t>Mehr ETH → mehr HBURN gekauft &amp; verbrannt → Angebot sinkt dauerhaft</w:t>
             </w:r>
           </w:p>
         </w:tc>
@@ -3547,7 +4787,7 @@
                 <w:sz w:val="22"/>
                 <w:szCs w:val="22"/>
               </w:rPr>
-              <w:t>Mehr HBURN verbrannt → Gesamtangebot sinkt dauerhaft</w:t>
+              <w:t>Niedrigeres Angebot → hoeherer HBURN-Preis → wertvollere LP-Position</w:t>
             </w:r>
           </w:p>
         </w:tc>
@@ -3610,7 +4850,7 @@
                 <w:sz w:val="22"/>
                 <w:szCs w:val="22"/>
               </w:rPr>
-              <w:t>Niedrigeres Angebot → hoeherer HBURN-Preis</w:t>
+              <w:t>Hoeherer HBURN-Preis → mehr Trading-Fees → mehr ETH-Rendite fuer Holder</w:t>
             </w:r>
           </w:p>
         </w:tc>
@@ -3673,7 +4913,7 @@
                 <w:sz w:val="22"/>
                 <w:szCs w:val="22"/>
               </w:rPr>
-              <w:t>Hoeherer HBURN-Preis → wertvollere LP-Position → mehr Trading-Fees</w:t>
+              <w:t>Loyalitaets-Boost haelt Holder langfristig → weniger Verkaufsdruck → Preisstabilitaet</w:t>
             </w:r>
           </w:p>
         </w:tc>
@@ -3736,7 +4976,7 @@
                 <w:sz w:val="22"/>
                 <w:szCs w:val="22"/>
               </w:rPr>
-              <w:t>Mehr Trading-Fees + stETH-Rendite → mehr ETH fuer NFT-Holder</w:t>
+              <w:t>Reserve Pool aktiviert bei Dips → Price Floor → LP-Fees abgesichert</w:t>
             </w:r>
           </w:p>
         </w:tc>
@@ -3799,7 +5039,7 @@
                 <w:sz w:val="22"/>
                 <w:szCs w:val="22"/>
               </w:rPr>
-              <w:t>Hoehere ETH-Rendite → attraktiver fuer neue Minter</w:t>
+              <w:t>Burn-Meilensteine aktivieren → Community-Begeisterung → neue Minter angezogen</w:t>
             </w:r>
           </w:p>
         </w:tc>
@@ -3893,7 +5133,7 @@
           <w:sz w:val="36"/>
           <w:szCs w:val="36"/>
         </w:rPr>
-        <w:t>6. Trustless LP-Management</w:t>
+        <w:t>7. Burn-Meilensteine — Community Events</w:t>
       </w:r>
     </w:p>
     <w:p>
@@ -3913,7 +5153,7 @@
           <w:sz w:val="22"/>
           <w:szCs w:val="22"/>
         </w:rPr>
-        <w:t>Die 40% LP-Allokation verwendet Uniswap V3 Concentrated Liquidity in einem definierten Preisbereich um den aktuellen HBURN/ETH Marktpreis. Concentrated Liquidity erhoet die Kapitaleffizienz und Trading-Fee-Rendite gegenueber Standard-LP-Positionen deutlich.</w:t>
+        <w:t>HellBurn's Vault trackt das gesamte verbrannte HBURN on-chain. Wenn vordefinierte Meilensteine erreicht werden, loest der Contract automatisch eine spezielle ETH-Bonus-Ausschuettung an alle aktuellen NFT-Holder aus. Diese Events erzeugen Community-Begeisterung und belohnen Langzeit-Holder.</w:t>
       </w:r>
     </w:p>
     <w:p>
@@ -3926,64 +5166,569 @@
         <w:rPr/>
       </w:r>
     </w:p>
-    <w:p>
-      <w:pPr>
-        <w:pStyle w:val="Normal"/>
-        <w:spacing w:before="240" w:after="80"/>
-        <w:rPr/>
-      </w:pPr>
-      <w:r>
-        <w:rPr>
-          <w:rFonts w:eastAsia="Arial" w:cs="Arial"/>
-          <w:b/>
-          <w:bCs/>
-          <w:color w:val="1A1A2E"/>
-          <w:sz w:val="24"/>
-          <w:szCs w:val="24"/>
-        </w:rPr>
-        <w:t>Permissionless Rebalancing</w:t>
-      </w:r>
-    </w:p>
-    <w:p>
-      <w:pPr>
-        <w:pStyle w:val="Normal"/>
-        <w:spacing w:before="80" w:after="120"/>
-        <w:rPr/>
-      </w:pPr>
-      <w:r>
-        <w:rPr>
-          <w:rFonts w:eastAsia="Arial" w:cs="Arial"/>
-          <w:b w:val="false"/>
-          <w:bCs w:val="false"/>
-          <w:i w:val="false"/>
-          <w:iCs w:val="false"/>
-          <w:color w:val="333333"/>
-          <w:sz w:val="22"/>
-          <w:szCs w:val="22"/>
-        </w:rPr>
-        <w:t>Wenn der HBURN-Preis aus dem definierten LP-Range herausbewegt, verdient die Position keine Fees mehr. Um dies ohne Admin-Zugriff zu loesen, implementiert HellBurn's Vault einen permissionless Rebalancer — eine oeffentliche Funktion die jeder aufrufen kann um einen Range-Adjustment auszuloesen.</w:t>
-      </w:r>
-    </w:p>
-    <w:p>
-      <w:pPr>
-        <w:pStyle w:val="Normal"/>
-        <w:spacing w:before="80" w:after="120"/>
-        <w:rPr/>
-      </w:pPr>
-      <w:r>
-        <w:rPr>
-          <w:rFonts w:eastAsia="Arial" w:cs="Arial"/>
-          <w:b w:val="false"/>
-          <w:bCs w:val="false"/>
-          <w:i w:val="false"/>
-          <w:iCs w:val="false"/>
-          <w:color w:val="333333"/>
-          <w:sz w:val="22"/>
-          <w:szCs w:val="22"/>
-        </w:rPr>
-        <w:t>Dies ist dasselbe trustless Muster wie finalizeEpoch() in HellBurn Protocol — jeder kann es ausloesen, niemand kontrolliert es. Aufrufer koennen eine kleine ETH-Verguetung aus dem Vault erhalten um Gas-Kosten zu decken.</w:t>
-      </w:r>
-    </w:p>
+    <w:tbl>
+      <w:tblPr>
+        <w:tblW w:w="9360" w:type="dxa"/>
+        <w:jc w:val="start"/>
+        <w:tblInd w:w="0" w:type="dxa"/>
+        <w:tblLayout w:type="fixed"/>
+        <w:tblCellMar>
+          <w:top w:w="100" w:type="dxa"/>
+          <w:start w:w="100" w:type="dxa"/>
+          <w:bottom w:w="100" w:type="dxa"/>
+          <w:end w:w="100" w:type="dxa"/>
+        </w:tblCellMar>
+      </w:tblPr>
+      <w:tblGrid>
+        <w:gridCol w:w="2000"/>
+        <w:gridCol w:w="2000"/>
+        <w:gridCol w:w="5360"/>
+      </w:tblGrid>
+      <w:tr>
+        <w:trPr>
+          <w:tblHeader w:val="true"/>
+        </w:trPr>
+        <w:tc>
+          <w:tcPr>
+            <w:tcW w:w="2000" w:type="dxa"/>
+            <w:tcBorders>
+              <w:top w:val="single" w:sz="2" w:space="0" w:color="DDDDDD"/>
+              <w:start w:val="single" w:sz="2" w:space="0" w:color="DDDDDD"/>
+              <w:bottom w:val="single" w:sz="2" w:space="0" w:color="DDDDDD"/>
+              <w:end w:val="single" w:sz="2" w:space="0" w:color="DDDDDD"/>
+            </w:tcBorders>
+            <w:shd w:fill="1A1A2E" w:val="clear"/>
+          </w:tcPr>
+          <w:p>
+            <w:pPr>
+              <w:pStyle w:val="Normal"/>
+              <w:rPr/>
+            </w:pPr>
+            <w:r>
+              <w:rPr>
+                <w:rFonts w:eastAsia="Arial" w:cs="Arial"/>
+                <w:b/>
+                <w:bCs/>
+                <w:color w:val="FFFFFF"/>
+                <w:sz w:val="18"/>
+                <w:szCs w:val="18"/>
+              </w:rPr>
+              <w:t>Meilenstein</w:t>
+            </w:r>
+          </w:p>
+        </w:tc>
+        <w:tc>
+          <w:tcPr>
+            <w:tcW w:w="2000" w:type="dxa"/>
+            <w:tcBorders>
+              <w:top w:val="single" w:sz="2" w:space="0" w:color="DDDDDD"/>
+              <w:start w:val="single" w:sz="2" w:space="0" w:color="DDDDDD"/>
+              <w:bottom w:val="single" w:sz="2" w:space="0" w:color="DDDDDD"/>
+              <w:end w:val="single" w:sz="2" w:space="0" w:color="DDDDDD"/>
+            </w:tcBorders>
+            <w:shd w:fill="1A1A2E" w:val="clear"/>
+          </w:tcPr>
+          <w:p>
+            <w:pPr>
+              <w:pStyle w:val="Normal"/>
+              <w:rPr/>
+            </w:pPr>
+            <w:r>
+              <w:rPr>
+                <w:rFonts w:eastAsia="Arial" w:cs="Arial"/>
+                <w:b/>
+                <w:bCs/>
+                <w:color w:val="FFFFFF"/>
+                <w:sz w:val="18"/>
+                <w:szCs w:val="18"/>
+              </w:rPr>
+              <w:t>HBURN verbrannt</w:t>
+            </w:r>
+          </w:p>
+        </w:tc>
+        <w:tc>
+          <w:tcPr>
+            <w:tcW w:w="5360" w:type="dxa"/>
+            <w:tcBorders>
+              <w:top w:val="single" w:sz="2" w:space="0" w:color="DDDDDD"/>
+              <w:start w:val="single" w:sz="2" w:space="0" w:color="DDDDDD"/>
+              <w:bottom w:val="single" w:sz="2" w:space="0" w:color="DDDDDD"/>
+              <w:end w:val="single" w:sz="2" w:space="0" w:color="DDDDDD"/>
+            </w:tcBorders>
+            <w:shd w:fill="1A1A2E" w:val="clear"/>
+          </w:tcPr>
+          <w:p>
+            <w:pPr>
+              <w:pStyle w:val="Normal"/>
+              <w:rPr/>
+            </w:pPr>
+            <w:r>
+              <w:rPr>
+                <w:rFonts w:eastAsia="Arial" w:cs="Arial"/>
+                <w:b/>
+                <w:bCs/>
+                <w:color w:val="FFFFFF"/>
+                <w:sz w:val="18"/>
+                <w:szCs w:val="18"/>
+              </w:rPr>
+              <w:t>Bonus</w:t>
+            </w:r>
+          </w:p>
+        </w:tc>
+      </w:tr>
+      <w:tr>
+        <w:trPr/>
+        <w:tc>
+          <w:tcPr>
+            <w:tcW w:w="2000" w:type="dxa"/>
+            <w:tcBorders>
+              <w:top w:val="single" w:sz="2" w:space="0" w:color="DDDDDD"/>
+              <w:start w:val="single" w:sz="2" w:space="0" w:color="DDDDDD"/>
+              <w:bottom w:val="single" w:sz="2" w:space="0" w:color="DDDDDD"/>
+              <w:end w:val="single" w:sz="2" w:space="0" w:color="DDDDDD"/>
+            </w:tcBorders>
+            <w:shd w:fill="F8F9FA" w:val="clear"/>
+            <w:tcMar>
+              <w:top w:w="80" w:type="dxa"/>
+              <w:bottom w:w="80" w:type="dxa"/>
+            </w:tcMar>
+          </w:tcPr>
+          <w:p>
+            <w:pPr>
+              <w:pStyle w:val="Normal"/>
+              <w:rPr/>
+            </w:pPr>
+            <w:r>
+              <w:rPr>
+                <w:rFonts w:eastAsia="Arial" w:cs="Arial"/>
+                <w:b/>
+                <w:bCs/>
+                <w:color w:val="C0392B"/>
+                <w:sz w:val="20"/>
+                <w:szCs w:val="20"/>
+              </w:rPr>
+              <w:t xml:space="preserve">🔥 </w:t>
+            </w:r>
+            <w:r>
+              <w:rPr>
+                <w:rFonts w:eastAsia="Arial" w:cs="Arial"/>
+                <w:b/>
+                <w:bCs/>
+                <w:color w:val="C0392B"/>
+                <w:sz w:val="20"/>
+                <w:szCs w:val="20"/>
+              </w:rPr>
+              <w:t>Ignition</w:t>
+            </w:r>
+          </w:p>
+        </w:tc>
+        <w:tc>
+          <w:tcPr>
+            <w:tcW w:w="2000" w:type="dxa"/>
+            <w:tcBorders>
+              <w:top w:val="single" w:sz="2" w:space="0" w:color="DDDDDD"/>
+              <w:start w:val="single" w:sz="2" w:space="0" w:color="DDDDDD"/>
+              <w:bottom w:val="single" w:sz="2" w:space="0" w:color="DDDDDD"/>
+              <w:end w:val="single" w:sz="2" w:space="0" w:color="DDDDDD"/>
+            </w:tcBorders>
+            <w:shd w:fill="F8F9FA" w:val="clear"/>
+            <w:tcMar>
+              <w:top w:w="80" w:type="dxa"/>
+              <w:bottom w:w="80" w:type="dxa"/>
+            </w:tcMar>
+          </w:tcPr>
+          <w:p>
+            <w:pPr>
+              <w:pStyle w:val="Normal"/>
+              <w:rPr/>
+            </w:pPr>
+            <w:r>
+              <w:rPr>
+                <w:rFonts w:eastAsia="Arial" w:cs="Arial"/>
+                <w:b w:val="false"/>
+                <w:bCs w:val="false"/>
+                <w:color w:val="333333"/>
+                <w:sz w:val="20"/>
+                <w:szCs w:val="20"/>
+              </w:rPr>
+              <w:t>100M HBURN</w:t>
+            </w:r>
+          </w:p>
+        </w:tc>
+        <w:tc>
+          <w:tcPr>
+            <w:tcW w:w="5360" w:type="dxa"/>
+            <w:tcBorders>
+              <w:top w:val="single" w:sz="2" w:space="0" w:color="DDDDDD"/>
+              <w:start w:val="single" w:sz="2" w:space="0" w:color="DDDDDD"/>
+              <w:bottom w:val="single" w:sz="2" w:space="0" w:color="DDDDDD"/>
+              <w:end w:val="single" w:sz="2" w:space="0" w:color="DDDDDD"/>
+            </w:tcBorders>
+            <w:shd w:fill="F8F9FA" w:val="clear"/>
+            <w:tcMar>
+              <w:top w:w="80" w:type="dxa"/>
+              <w:bottom w:w="80" w:type="dxa"/>
+            </w:tcMar>
+          </w:tcPr>
+          <w:p>
+            <w:pPr>
+              <w:pStyle w:val="Normal"/>
+              <w:rPr/>
+            </w:pPr>
+            <w:r>
+              <w:rPr>
+                <w:rFonts w:eastAsia="Arial" w:cs="Arial"/>
+                <w:b w:val="false"/>
+                <w:bCs w:val="false"/>
+                <w:color w:val="333333"/>
+                <w:sz w:val="20"/>
+                <w:szCs w:val="20"/>
+              </w:rPr>
+              <w:t>1x ETH Bonus-Ausschuettung an alle NFT-Holder</w:t>
+            </w:r>
+          </w:p>
+        </w:tc>
+      </w:tr>
+      <w:tr>
+        <w:trPr/>
+        <w:tc>
+          <w:tcPr>
+            <w:tcW w:w="2000" w:type="dxa"/>
+            <w:tcBorders>
+              <w:top w:val="single" w:sz="2" w:space="0" w:color="DDDDDD"/>
+              <w:start w:val="single" w:sz="2" w:space="0" w:color="DDDDDD"/>
+              <w:bottom w:val="single" w:sz="2" w:space="0" w:color="DDDDDD"/>
+              <w:end w:val="single" w:sz="2" w:space="0" w:color="DDDDDD"/>
+            </w:tcBorders>
+            <w:shd w:fill="FFFFFF" w:val="clear"/>
+            <w:tcMar>
+              <w:top w:w="80" w:type="dxa"/>
+              <w:bottom w:w="80" w:type="dxa"/>
+            </w:tcMar>
+          </w:tcPr>
+          <w:p>
+            <w:pPr>
+              <w:pStyle w:val="Normal"/>
+              <w:rPr/>
+            </w:pPr>
+            <w:r>
+              <w:rPr>
+                <w:rFonts w:eastAsia="Arial" w:cs="Arial"/>
+                <w:b/>
+                <w:bCs/>
+                <w:color w:val="C0392B"/>
+                <w:sz w:val="20"/>
+                <w:szCs w:val="20"/>
+              </w:rPr>
+              <w:t xml:space="preserve">🔥🔥 </w:t>
+            </w:r>
+            <w:r>
+              <w:rPr>
+                <w:rFonts w:eastAsia="Arial" w:cs="Arial"/>
+                <w:b/>
+                <w:bCs/>
+                <w:color w:val="C0392B"/>
+                <w:sz w:val="20"/>
+                <w:szCs w:val="20"/>
+              </w:rPr>
+              <w:t>Inferno</w:t>
+            </w:r>
+          </w:p>
+        </w:tc>
+        <w:tc>
+          <w:tcPr>
+            <w:tcW w:w="2000" w:type="dxa"/>
+            <w:tcBorders>
+              <w:top w:val="single" w:sz="2" w:space="0" w:color="DDDDDD"/>
+              <w:start w:val="single" w:sz="2" w:space="0" w:color="DDDDDD"/>
+              <w:bottom w:val="single" w:sz="2" w:space="0" w:color="DDDDDD"/>
+              <w:end w:val="single" w:sz="2" w:space="0" w:color="DDDDDD"/>
+            </w:tcBorders>
+            <w:shd w:fill="FFFFFF" w:val="clear"/>
+            <w:tcMar>
+              <w:top w:w="80" w:type="dxa"/>
+              <w:bottom w:w="80" w:type="dxa"/>
+            </w:tcMar>
+          </w:tcPr>
+          <w:p>
+            <w:pPr>
+              <w:pStyle w:val="Normal"/>
+              <w:rPr/>
+            </w:pPr>
+            <w:r>
+              <w:rPr>
+                <w:rFonts w:eastAsia="Arial" w:cs="Arial"/>
+                <w:b w:val="false"/>
+                <w:bCs w:val="false"/>
+                <w:color w:val="333333"/>
+                <w:sz w:val="20"/>
+                <w:szCs w:val="20"/>
+              </w:rPr>
+              <w:t>500M HBURN</w:t>
+            </w:r>
+          </w:p>
+        </w:tc>
+        <w:tc>
+          <w:tcPr>
+            <w:tcW w:w="5360" w:type="dxa"/>
+            <w:tcBorders>
+              <w:top w:val="single" w:sz="2" w:space="0" w:color="DDDDDD"/>
+              <w:start w:val="single" w:sz="2" w:space="0" w:color="DDDDDD"/>
+              <w:bottom w:val="single" w:sz="2" w:space="0" w:color="DDDDDD"/>
+              <w:end w:val="single" w:sz="2" w:space="0" w:color="DDDDDD"/>
+            </w:tcBorders>
+            <w:shd w:fill="FFFFFF" w:val="clear"/>
+            <w:tcMar>
+              <w:top w:w="80" w:type="dxa"/>
+              <w:bottom w:w="80" w:type="dxa"/>
+            </w:tcMar>
+          </w:tcPr>
+          <w:p>
+            <w:pPr>
+              <w:pStyle w:val="Normal"/>
+              <w:rPr/>
+            </w:pPr>
+            <w:r>
+              <w:rPr>
+                <w:rFonts w:eastAsia="Arial" w:cs="Arial"/>
+                <w:b w:val="false"/>
+                <w:bCs w:val="false"/>
+                <w:color w:val="333333"/>
+                <w:sz w:val="20"/>
+                <w:szCs w:val="20"/>
+              </w:rPr>
+              <w:t>2x ETH Bonus-Ausschuettung + Commemorative NFT Badge</w:t>
+            </w:r>
+          </w:p>
+        </w:tc>
+      </w:tr>
+      <w:tr>
+        <w:trPr/>
+        <w:tc>
+          <w:tcPr>
+            <w:tcW w:w="2000" w:type="dxa"/>
+            <w:tcBorders>
+              <w:top w:val="single" w:sz="2" w:space="0" w:color="DDDDDD"/>
+              <w:start w:val="single" w:sz="2" w:space="0" w:color="DDDDDD"/>
+              <w:bottom w:val="single" w:sz="2" w:space="0" w:color="DDDDDD"/>
+              <w:end w:val="single" w:sz="2" w:space="0" w:color="DDDDDD"/>
+            </w:tcBorders>
+            <w:shd w:fill="F8F9FA" w:val="clear"/>
+            <w:tcMar>
+              <w:top w:w="80" w:type="dxa"/>
+              <w:bottom w:w="80" w:type="dxa"/>
+            </w:tcMar>
+          </w:tcPr>
+          <w:p>
+            <w:pPr>
+              <w:pStyle w:val="Normal"/>
+              <w:rPr/>
+            </w:pPr>
+            <w:r>
+              <w:rPr>
+                <w:rFonts w:eastAsia="Arial" w:cs="Arial"/>
+                <w:b/>
+                <w:bCs/>
+                <w:color w:val="C0392B"/>
+                <w:sz w:val="20"/>
+                <w:szCs w:val="20"/>
+              </w:rPr>
+              <w:t xml:space="preserve">🔥🔥🔥 </w:t>
+            </w:r>
+            <w:r>
+              <w:rPr>
+                <w:rFonts w:eastAsia="Arial" w:cs="Arial"/>
+                <w:b/>
+                <w:bCs/>
+                <w:color w:val="C0392B"/>
+                <w:sz w:val="20"/>
+                <w:szCs w:val="20"/>
+              </w:rPr>
+              <w:t>Hell</w:t>
+            </w:r>
+          </w:p>
+        </w:tc>
+        <w:tc>
+          <w:tcPr>
+            <w:tcW w:w="2000" w:type="dxa"/>
+            <w:tcBorders>
+              <w:top w:val="single" w:sz="2" w:space="0" w:color="DDDDDD"/>
+              <w:start w:val="single" w:sz="2" w:space="0" w:color="DDDDDD"/>
+              <w:bottom w:val="single" w:sz="2" w:space="0" w:color="DDDDDD"/>
+              <w:end w:val="single" w:sz="2" w:space="0" w:color="DDDDDD"/>
+            </w:tcBorders>
+            <w:shd w:fill="F8F9FA" w:val="clear"/>
+            <w:tcMar>
+              <w:top w:w="80" w:type="dxa"/>
+              <w:bottom w:w="80" w:type="dxa"/>
+            </w:tcMar>
+          </w:tcPr>
+          <w:p>
+            <w:pPr>
+              <w:pStyle w:val="Normal"/>
+              <w:rPr/>
+            </w:pPr>
+            <w:r>
+              <w:rPr>
+                <w:rFonts w:eastAsia="Arial" w:cs="Arial"/>
+                <w:b w:val="false"/>
+                <w:bCs w:val="false"/>
+                <w:color w:val="333333"/>
+                <w:sz w:val="20"/>
+                <w:szCs w:val="20"/>
+              </w:rPr>
+              <w:t>1Mrd HBURN</w:t>
+            </w:r>
+          </w:p>
+        </w:tc>
+        <w:tc>
+          <w:tcPr>
+            <w:tcW w:w="5360" w:type="dxa"/>
+            <w:tcBorders>
+              <w:top w:val="single" w:sz="2" w:space="0" w:color="DDDDDD"/>
+              <w:start w:val="single" w:sz="2" w:space="0" w:color="DDDDDD"/>
+              <w:bottom w:val="single" w:sz="2" w:space="0" w:color="DDDDDD"/>
+              <w:end w:val="single" w:sz="2" w:space="0" w:color="DDDDDD"/>
+            </w:tcBorders>
+            <w:shd w:fill="F8F9FA" w:val="clear"/>
+            <w:tcMar>
+              <w:top w:w="80" w:type="dxa"/>
+              <w:bottom w:w="80" w:type="dxa"/>
+            </w:tcMar>
+          </w:tcPr>
+          <w:p>
+            <w:pPr>
+              <w:pStyle w:val="Normal"/>
+              <w:rPr/>
+            </w:pPr>
+            <w:r>
+              <w:rPr>
+                <w:rFonts w:eastAsia="Arial" w:cs="Arial"/>
+                <w:b w:val="false"/>
+                <w:bCs w:val="false"/>
+                <w:color w:val="333333"/>
+                <w:sz w:val="20"/>
+                <w:szCs w:val="20"/>
+              </w:rPr>
+              <w:t>5x ETH Bonus-Ausschuettung + exklusiver Diamond Airdrop</w:t>
+            </w:r>
+          </w:p>
+        </w:tc>
+      </w:tr>
+      <w:tr>
+        <w:trPr/>
+        <w:tc>
+          <w:tcPr>
+            <w:tcW w:w="2000" w:type="dxa"/>
+            <w:tcBorders>
+              <w:top w:val="single" w:sz="2" w:space="0" w:color="DDDDDD"/>
+              <w:start w:val="single" w:sz="2" w:space="0" w:color="DDDDDD"/>
+              <w:bottom w:val="single" w:sz="2" w:space="0" w:color="DDDDDD"/>
+              <w:end w:val="single" w:sz="2" w:space="0" w:color="DDDDDD"/>
+            </w:tcBorders>
+            <w:shd w:fill="FFFFFF" w:val="clear"/>
+            <w:tcMar>
+              <w:top w:w="80" w:type="dxa"/>
+              <w:bottom w:w="80" w:type="dxa"/>
+            </w:tcMar>
+          </w:tcPr>
+          <w:p>
+            <w:pPr>
+              <w:pStyle w:val="Normal"/>
+              <w:rPr/>
+            </w:pPr>
+            <w:r>
+              <w:rPr>
+                <w:rFonts w:eastAsia="Arial" w:cs="Arial"/>
+                <w:b/>
+                <w:bCs/>
+                <w:color w:val="C0392B"/>
+                <w:sz w:val="20"/>
+                <w:szCs w:val="20"/>
+              </w:rPr>
+              <w:t xml:space="preserve">💀 </w:t>
+            </w:r>
+            <w:r>
+              <w:rPr>
+                <w:rFonts w:eastAsia="Arial" w:cs="Arial"/>
+                <w:b/>
+                <w:bCs/>
+                <w:color w:val="C0392B"/>
+                <w:sz w:val="20"/>
+                <w:szCs w:val="20"/>
+              </w:rPr>
+              <w:t>Armageddon</w:t>
+            </w:r>
+          </w:p>
+        </w:tc>
+        <w:tc>
+          <w:tcPr>
+            <w:tcW w:w="2000" w:type="dxa"/>
+            <w:tcBorders>
+              <w:top w:val="single" w:sz="2" w:space="0" w:color="DDDDDD"/>
+              <w:start w:val="single" w:sz="2" w:space="0" w:color="DDDDDD"/>
+              <w:bottom w:val="single" w:sz="2" w:space="0" w:color="DDDDDD"/>
+              <w:end w:val="single" w:sz="2" w:space="0" w:color="DDDDDD"/>
+            </w:tcBorders>
+            <w:shd w:fill="FFFFFF" w:val="clear"/>
+            <w:tcMar>
+              <w:top w:w="80" w:type="dxa"/>
+              <w:bottom w:w="80" w:type="dxa"/>
+            </w:tcMar>
+          </w:tcPr>
+          <w:p>
+            <w:pPr>
+              <w:pStyle w:val="Normal"/>
+              <w:rPr/>
+            </w:pPr>
+            <w:r>
+              <w:rPr>
+                <w:rFonts w:eastAsia="Arial" w:cs="Arial"/>
+                <w:b w:val="false"/>
+                <w:bCs w:val="false"/>
+                <w:color w:val="333333"/>
+                <w:sz w:val="20"/>
+                <w:szCs w:val="20"/>
+              </w:rPr>
+              <w:t>5Mrd HBURN</w:t>
+            </w:r>
+          </w:p>
+        </w:tc>
+        <w:tc>
+          <w:tcPr>
+            <w:tcW w:w="5360" w:type="dxa"/>
+            <w:tcBorders>
+              <w:top w:val="single" w:sz="2" w:space="0" w:color="DDDDDD"/>
+              <w:start w:val="single" w:sz="2" w:space="0" w:color="DDDDDD"/>
+              <w:bottom w:val="single" w:sz="2" w:space="0" w:color="DDDDDD"/>
+              <w:end w:val="single" w:sz="2" w:space="0" w:color="DDDDDD"/>
+            </w:tcBorders>
+            <w:shd w:fill="FFFFFF" w:val="clear"/>
+            <w:tcMar>
+              <w:top w:w="80" w:type="dxa"/>
+              <w:bottom w:w="80" w:type="dxa"/>
+            </w:tcMar>
+          </w:tcPr>
+          <w:p>
+            <w:pPr>
+              <w:pStyle w:val="Normal"/>
+              <w:rPr/>
+            </w:pPr>
+            <w:r>
+              <w:rPr>
+                <w:rFonts w:eastAsia="Arial" w:cs="Arial"/>
+                <w:b w:val="false"/>
+                <w:bCs w:val="false"/>
+                <w:color w:val="333333"/>
+                <w:sz w:val="20"/>
+                <w:szCs w:val="20"/>
+              </w:rPr>
+              <w:t>10x ETH Mega-Ausschuettung — legendaeres On-Chain Event</w:t>
+            </w:r>
+          </w:p>
+        </w:tc>
+      </w:tr>
+    </w:tbl>
     <w:p>
       <w:pPr>
         <w:pStyle w:val="Normal"/>
@@ -4021,7 +5766,7 @@
               <w:bottom w:val="single" w:sz="2" w:space="0" w:color="DDDDDD"/>
               <w:end w:val="single" w:sz="2" w:space="0" w:color="DDDDDD"/>
             </w:tcBorders>
-            <w:shd w:fill="FFF8E1" w:val="clear"/>
+            <w:shd w:fill="FCE4EC" w:val="clear"/>
           </w:tcPr>
           <w:p>
             <w:pPr>
@@ -4033,22 +5778,22 @@
                 <w:rFonts w:eastAsia="Arial" w:cs="Arial"/>
                 <w:i/>
                 <w:iCs/>
-                <w:color w:val="5D4037"/>
+                <w:color w:val="880E4F"/>
                 <w:sz w:val="21"/>
                 <w:szCs w:val="21"/>
               </w:rPr>
-              <w:t xml:space="preserve">⚠️  </w:t>
+              <w:t xml:space="preserve">🎯 </w:t>
             </w:r>
             <w:r>
               <w:rPr>
                 <w:rFonts w:eastAsia="Arial" w:cs="Arial"/>
                 <w:i/>
                 <w:iCs/>
-                <w:color w:val="5D4037"/>
+                <w:color w:val="880E4F"/>
                 <w:sz w:val="21"/>
                 <w:szCs w:val="21"/>
               </w:rPr>
-              <w:t>Impermanent Loss Hinweis: Concentrated Liquidity LP-Positionen tragen Impermanent-Loss-Risiko wenn der Preis signifikant aus dem definierten Range bewegt bevor ein Rebalancing stattfindet. Die Tight-Range-Strategie und der permissionless Rebalancer sind darauf ausgelegt dieses Risiko zu minimieren, koennen es aber nicht vollstaendig eliminieren. Siehe Abschnitt 9 (Risikohinweise) fuer vollstaendige Details.</w:t>
+              <w:t>Meilenstein-Bonus-ETH stammt aus angesammelten LP-Fees und Staking-Yield-Reserven. Die Community kann den Fortschritt in Echtzeit auf hellburn.win verfolgen. Jeder der HBURN in HellBurn Protocol Epochs verbrennt traegt zum naechsten Meilenstein bei.</w:t>
             </w:r>
           </w:p>
         </w:tc>
@@ -4079,7 +5824,7 @@
           <w:sz w:val="36"/>
           <w:szCs w:val="36"/>
         </w:rPr>
-        <w:t>7. Break-Even &amp; Renditeprojektion</w:t>
+        <w:t>8. Trustless LP-Management</w:t>
       </w:r>
     </w:p>
     <w:p>
@@ -4099,7 +5844,173 @@
           <w:sz w:val="22"/>
           <w:szCs w:val="22"/>
         </w:rPr>
-        <w:t>Die folgende Tabelle zeigt geschaetzte Break-Even-Zeitraeume basierend auf einer konservativen Annahme von 12% jaehrlicher ETH-Rendite (kombiniert aus LP-Fees und stETH-Staking). Die tatsaechliche Rendite variiert je nach HBURN-Handelsvolumen, LP-Fee-Tier und stETH-APY zum Zeitpunkt der Teilnahme.</w:t>
+        <w:t>Die 40% LP-Allokation nutzt Uniswap V3 Concentrated Liquidity in einem definierten Preisbereich. Das erhoet Kapitaleffizienz und Trading-Fee-Rendite gegenueber Standard-LP deutlich.</w:t>
+      </w:r>
+    </w:p>
+    <w:p>
+      <w:pPr>
+        <w:pStyle w:val="Normal"/>
+        <w:spacing w:before="0" w:after="120"/>
+        <w:rPr/>
+      </w:pPr>
+      <w:r>
+        <w:rPr/>
+      </w:r>
+    </w:p>
+    <w:p>
+      <w:pPr>
+        <w:pStyle w:val="Normal"/>
+        <w:spacing w:before="240" w:after="80"/>
+        <w:rPr/>
+      </w:pPr>
+      <w:r>
+        <w:rPr>
+          <w:rFonts w:eastAsia="Arial" w:cs="Arial"/>
+          <w:b/>
+          <w:bCs/>
+          <w:color w:val="1A1A2E"/>
+          <w:sz w:val="24"/>
+          <w:szCs w:val="24"/>
+        </w:rPr>
+        <w:t>Permissionless Rebalancing</w:t>
+      </w:r>
+    </w:p>
+    <w:p>
+      <w:pPr>
+        <w:pStyle w:val="Normal"/>
+        <w:spacing w:before="80" w:after="120"/>
+        <w:rPr/>
+      </w:pPr>
+      <w:r>
+        <w:rPr>
+          <w:rFonts w:eastAsia="Arial" w:cs="Arial"/>
+          <w:b w:val="false"/>
+          <w:bCs w:val="false"/>
+          <w:i w:val="false"/>
+          <w:iCs w:val="false"/>
+          <w:color w:val="333333"/>
+          <w:sz w:val="22"/>
+          <w:szCs w:val="22"/>
+        </w:rPr>
+        <w:t>Wenn der HBURN-Preis aus dem LP-Range herausbewegt, verdient die Position keine Fees mehr. HellBurn's Vault implementiert eine permissionless Rebalance-Funktion — jeder kann sie aufrufen um den Range anzupassen. Aufrufer erhalten eine kleine ETH-Verguetung fuer Gas-Kosten. Kein Admin-Zugriff. Kein zentraler Kontrollpunkt. Gleiches Muster wie finalizeEpoch() in HellBurn Protocol.</w:t>
+      </w:r>
+    </w:p>
+    <w:p>
+      <w:pPr>
+        <w:pStyle w:val="Normal"/>
+        <w:spacing w:before="0" w:after="120"/>
+        <w:rPr/>
+      </w:pPr>
+      <w:r>
+        <w:rPr/>
+      </w:r>
+    </w:p>
+    <w:tbl>
+      <w:tblPr>
+        <w:tblW w:w="9360" w:type="dxa"/>
+        <w:jc w:val="start"/>
+        <w:tblInd w:w="0" w:type="dxa"/>
+        <w:tblLayout w:type="fixed"/>
+        <w:tblCellMar>
+          <w:top w:w="120" w:type="dxa"/>
+          <w:start w:w="200" w:type="dxa"/>
+          <w:bottom w:w="120" w:type="dxa"/>
+          <w:end w:w="200" w:type="dxa"/>
+        </w:tblCellMar>
+      </w:tblPr>
+      <w:tblGrid>
+        <w:gridCol w:w="9360"/>
+      </w:tblGrid>
+      <w:tr>
+        <w:trPr/>
+        <w:tc>
+          <w:tcPr>
+            <w:tcW w:w="9360" w:type="dxa"/>
+            <w:tcBorders>
+              <w:top w:val="single" w:sz="2" w:space="0" w:color="DDDDDD"/>
+              <w:start w:val="single" w:sz="2" w:space="0" w:color="DDDDDD"/>
+              <w:bottom w:val="single" w:sz="2" w:space="0" w:color="DDDDDD"/>
+              <w:end w:val="single" w:sz="2" w:space="0" w:color="DDDDDD"/>
+            </w:tcBorders>
+            <w:shd w:fill="FFF8E1" w:val="clear"/>
+          </w:tcPr>
+          <w:p>
+            <w:pPr>
+              <w:pStyle w:val="Normal"/>
+              <w:rPr/>
+            </w:pPr>
+            <w:r>
+              <w:rPr>
+                <w:rFonts w:eastAsia="Arial" w:cs="Arial"/>
+                <w:i/>
+                <w:iCs/>
+                <w:color w:val="5D4037"/>
+                <w:sz w:val="21"/>
+                <w:szCs w:val="21"/>
+              </w:rPr>
+              <w:t xml:space="preserve">⚠️  </w:t>
+            </w:r>
+            <w:r>
+              <w:rPr>
+                <w:rFonts w:eastAsia="Arial" w:cs="Arial"/>
+                <w:i/>
+                <w:iCs/>
+                <w:color w:val="5D4037"/>
+                <w:sz w:val="21"/>
+                <w:szCs w:val="21"/>
+              </w:rPr>
+              <w:t>Impermanent Loss Hinweis: Concentrated Liquidity Positionen tragen IL-Risiko wenn der Preis vor einem Rebalancing signifikant aus dem Range bewegt. Die Tight-Range-Strategie und der permissionless Rebalancer minimieren dieses Risiko, koennen es aber nicht vollstaendig eliminieren. Siehe Abschnitt 11 fuer vollstaendige Risikohinweise.</w:t>
+            </w:r>
+          </w:p>
+        </w:tc>
+      </w:tr>
+    </w:tbl>
+    <w:p>
+      <w:pPr>
+        <w:pStyle w:val="Normal"/>
+        <w:spacing w:before="0" w:after="120"/>
+        <w:rPr/>
+      </w:pPr>
+      <w:r>
+        <w:rPr/>
+      </w:r>
+    </w:p>
+    <w:p>
+      <w:pPr>
+        <w:pStyle w:val="Heading1"/>
+        <w:spacing w:before="400" w:after="160"/>
+        <w:rPr/>
+      </w:pPr>
+      <w:r>
+        <w:rPr>
+          <w:rFonts w:eastAsia="Arial" w:cs="Arial" w:ascii="Arial" w:hAnsi="Arial"/>
+          <w:b/>
+          <w:bCs/>
+          <w:color w:val="1A1A2E"/>
+          <w:sz w:val="36"/>
+          <w:szCs w:val="36"/>
+        </w:rPr>
+        <w:t>9. Break-Even &amp; Renditeprojektion</w:t>
+      </w:r>
+    </w:p>
+    <w:p>
+      <w:pPr>
+        <w:pStyle w:val="Normal"/>
+        <w:spacing w:before="80" w:after="120"/>
+        <w:rPr/>
+      </w:pPr>
+      <w:r>
+        <w:rPr>
+          <w:rFonts w:eastAsia="Arial" w:cs="Arial"/>
+          <w:b w:val="false"/>
+          <w:bCs w:val="false"/>
+          <w:i w:val="false"/>
+          <w:iCs w:val="false"/>
+          <w:color w:val="333333"/>
+          <w:sz w:val="22"/>
+          <w:szCs w:val="22"/>
+        </w:rPr>
+        <w:t>Geschaetzter Break-Even basierend auf konservativem 12% jaehrlichem ETH-Yield. Tatsaechliche Rendite variiert je nach HBURN-Handelsvolumen, LP-Fee-Tier und Staking-APY. Loyalitaets-Boost und Meilenstein-Ausschuettungen sind in dieser Basisprojektion nicht enthalten — sie verbessern die effektive Rendite.</w:t>
       </w:r>
     </w:p>
     <w:p>
@@ -4127,10 +6038,10 @@
       </w:tblPr>
       <w:tblGrid>
         <w:gridCol w:w="1400"/>
-        <w:gridCol w:w="1200"/>
+        <w:gridCol w:w="1100"/>
         <w:gridCol w:w="2199"/>
-        <w:gridCol w:w="1761"/>
-        <w:gridCol w:w="2800"/>
+        <w:gridCol w:w="1661"/>
+        <w:gridCol w:w="3000"/>
       </w:tblGrid>
       <w:tr>
         <w:trPr>
@@ -4167,7 +6078,7 @@
         </w:tc>
         <w:tc>
           <w:tcPr>
-            <w:tcW w:w="1200" w:type="dxa"/>
+            <w:tcW w:w="1100" w:type="dxa"/>
             <w:tcBorders>
               <w:top w:val="single" w:sz="2" w:space="0" w:color="DDDDDD"/>
               <w:start w:val="single" w:sz="2" w:space="0" w:color="DDDDDD"/>
@@ -4225,7 +6136,7 @@
         </w:tc>
         <w:tc>
           <w:tcPr>
-            <w:tcW w:w="1761" w:type="dxa"/>
+            <w:tcW w:w="1661" w:type="dxa"/>
             <w:tcBorders>
               <w:top w:val="single" w:sz="2" w:space="0" w:color="DDDDDD"/>
               <w:start w:val="single" w:sz="2" w:space="0" w:color="DDDDDD"/>
@@ -4254,7 +6165,7 @@
         </w:tc>
         <w:tc>
           <w:tcPr>
-            <w:tcW w:w="2800" w:type="dxa"/>
+            <w:tcW w:w="3000" w:type="dxa"/>
             <w:tcBorders>
               <w:top w:val="single" w:sz="2" w:space="0" w:color="DDDDDD"/>
               <w:start w:val="single" w:sz="2" w:space="0" w:color="DDDDDD"/>
@@ -4277,7 +6188,7 @@
                 <w:sz w:val="18"/>
                 <w:szCs w:val="18"/>
               </w:rPr>
-              <w:t>NFT-Wert bei Break-Even</w:t>
+              <w:t>Nach 12 Monaten (Loyalitaet)</w:t>
             </w:r>
           </w:p>
         </w:tc>
@@ -4330,7 +6241,7 @@
         </w:tc>
         <w:tc>
           <w:tcPr>
-            <w:tcW w:w="1200" w:type="dxa"/>
+            <w:tcW w:w="1100" w:type="dxa"/>
             <w:tcBorders>
               <w:top w:val="single" w:sz="2" w:space="0" w:color="DDDDDD"/>
               <w:start w:val="single" w:sz="2" w:space="0" w:color="DDDDDD"/>
@@ -4396,7 +6307,7 @@
         </w:tc>
         <w:tc>
           <w:tcPr>
-            <w:tcW w:w="1761" w:type="dxa"/>
+            <w:tcW w:w="1661" w:type="dxa"/>
             <w:tcBorders>
               <w:top w:val="single" w:sz="2" w:space="0" w:color="DDDDDD"/>
               <w:start w:val="single" w:sz="2" w:space="0" w:color="DDDDDD"/>
@@ -4429,7 +6340,7 @@
         </w:tc>
         <w:tc>
           <w:tcPr>
-            <w:tcW w:w="2800" w:type="dxa"/>
+            <w:tcW w:w="3000" w:type="dxa"/>
             <w:tcBorders>
               <w:top w:val="single" w:sz="2" w:space="0" w:color="DDDDDD"/>
               <w:start w:val="single" w:sz="2" w:space="0" w:color="DDDDDD"/>
@@ -4456,7 +6367,7 @@
                 <w:sz w:val="20"/>
                 <w:szCs w:val="20"/>
               </w:rPr>
-              <w:t>Steigend</w:t>
+              <w:t>84% Yield-Anteil</w:t>
             </w:r>
           </w:p>
         </w:tc>
@@ -4509,7 +6420,7 @@
         </w:tc>
         <w:tc>
           <w:tcPr>
-            <w:tcW w:w="1200" w:type="dxa"/>
+            <w:tcW w:w="1100" w:type="dxa"/>
             <w:tcBorders>
               <w:top w:val="single" w:sz="2" w:space="0" w:color="DDDDDD"/>
               <w:start w:val="single" w:sz="2" w:space="0" w:color="DDDDDD"/>
@@ -4575,7 +6486,7 @@
         </w:tc>
         <w:tc>
           <w:tcPr>
-            <w:tcW w:w="1761" w:type="dxa"/>
+            <w:tcW w:w="1661" w:type="dxa"/>
             <w:tcBorders>
               <w:top w:val="single" w:sz="2" w:space="0" w:color="DDDDDD"/>
               <w:start w:val="single" w:sz="2" w:space="0" w:color="DDDDDD"/>
@@ -4608,7 +6519,7 @@
         </w:tc>
         <w:tc>
           <w:tcPr>
-            <w:tcW w:w="2800" w:type="dxa"/>
+            <w:tcW w:w="3000" w:type="dxa"/>
             <w:tcBorders>
               <w:top w:val="single" w:sz="2" w:space="0" w:color="DDDDDD"/>
               <w:start w:val="single" w:sz="2" w:space="0" w:color="DDDDDD"/>
@@ -4635,7 +6546,7 @@
                 <w:sz w:val="20"/>
                 <w:szCs w:val="20"/>
               </w:rPr>
-              <w:t>Steigend</w:t>
+              <w:t>84% Yield-Anteil</w:t>
             </w:r>
           </w:p>
         </w:tc>
@@ -4688,7 +6599,7 @@
         </w:tc>
         <w:tc>
           <w:tcPr>
-            <w:tcW w:w="1200" w:type="dxa"/>
+            <w:tcW w:w="1100" w:type="dxa"/>
             <w:tcBorders>
               <w:top w:val="single" w:sz="2" w:space="0" w:color="DDDDDD"/>
               <w:start w:val="single" w:sz="2" w:space="0" w:color="DDDDDD"/>
@@ -4754,7 +6665,7 @@
         </w:tc>
         <w:tc>
           <w:tcPr>
-            <w:tcW w:w="1761" w:type="dxa"/>
+            <w:tcW w:w="1661" w:type="dxa"/>
             <w:tcBorders>
               <w:top w:val="single" w:sz="2" w:space="0" w:color="DDDDDD"/>
               <w:start w:val="single" w:sz="2" w:space="0" w:color="DDDDDD"/>
@@ -4787,7 +6698,7 @@
         </w:tc>
         <w:tc>
           <w:tcPr>
-            <w:tcW w:w="2800" w:type="dxa"/>
+            <w:tcW w:w="3000" w:type="dxa"/>
             <w:tcBorders>
               <w:top w:val="single" w:sz="2" w:space="0" w:color="DDDDDD"/>
               <w:start w:val="single" w:sz="2" w:space="0" w:color="DDDDDD"/>
@@ -4814,7 +6725,7 @@
                 <w:sz w:val="20"/>
                 <w:szCs w:val="20"/>
               </w:rPr>
-              <w:t>Steigend</w:t>
+              <w:t>84% Yield-Anteil</w:t>
             </w:r>
           </w:p>
         </w:tc>
@@ -4867,7 +6778,7 @@
         </w:tc>
         <w:tc>
           <w:tcPr>
-            <w:tcW w:w="1200" w:type="dxa"/>
+            <w:tcW w:w="1100" w:type="dxa"/>
             <w:tcBorders>
               <w:top w:val="single" w:sz="2" w:space="0" w:color="DDDDDD"/>
               <w:start w:val="single" w:sz="2" w:space="0" w:color="DDDDDD"/>
@@ -4933,7 +6844,7 @@
         </w:tc>
         <w:tc>
           <w:tcPr>
-            <w:tcW w:w="1761" w:type="dxa"/>
+            <w:tcW w:w="1661" w:type="dxa"/>
             <w:tcBorders>
               <w:top w:val="single" w:sz="2" w:space="0" w:color="DDDDDD"/>
               <w:start w:val="single" w:sz="2" w:space="0" w:color="DDDDDD"/>
@@ -4966,7 +6877,7 @@
         </w:tc>
         <w:tc>
           <w:tcPr>
-            <w:tcW w:w="2800" w:type="dxa"/>
+            <w:tcW w:w="3000" w:type="dxa"/>
             <w:tcBorders>
               <w:top w:val="single" w:sz="2" w:space="0" w:color="DDDDDD"/>
               <w:start w:val="single" w:sz="2" w:space="0" w:color="DDDDDD"/>
@@ -4993,7 +6904,7 @@
                 <w:sz w:val="20"/>
                 <w:szCs w:val="20"/>
               </w:rPr>
-              <w:t>Steigend</w:t>
+              <w:t>84% Yield-Anteil</w:t>
             </w:r>
           </w:p>
         </w:tc>
@@ -5026,7 +6937,7 @@
           <w:sz w:val="22"/>
           <w:szCs w:val="22"/>
         </w:rPr>
-        <w:t>* 12% APY ist eine konservative Schaetzung. Hoeheres HBURN-Handelsvolumen wird LP-Fees deutlich ueber diesen Basiswert erhoehen. NFT-Wiederverkaufswert ist in dieser Berechnung nicht enthalten — ein Diamant-NFT der 0,6 ETH/Jahr generiert wird im Sekundaermarkt an Wert gewinnen.</w:t>
+        <w:t>* Das NFT selbst behaelt seinen Wert und steigt wahrscheinlich. Early Bird NFTs (+10% Bonus) und gealterte NFTs (mit Loyalitaets-Boost) erzielen Aufpreise auf Sekundaermaerkten.</w:t>
       </w:r>
     </w:p>
     <w:p>
@@ -5037,26 +6948,6 @@
       </w:pPr>
       <w:r>
         <w:rPr/>
-      </w:r>
-    </w:p>
-    <w:p>
-      <w:pPr>
-        <w:pStyle w:val="Normal"/>
-        <w:spacing w:before="80" w:after="120"/>
-        <w:rPr/>
-      </w:pPr>
-      <w:r>
-        <w:rPr>
-          <w:rFonts w:eastAsia="Arial" w:cs="Arial"/>
-          <w:b/>
-          <w:bCs/>
-          <w:i w:val="false"/>
-          <w:iCs w:val="false"/>
-          <w:color w:val="333333"/>
-          <w:sz w:val="22"/>
-          <w:szCs w:val="22"/>
-        </w:rPr>
-        <w:t>Wichtig: Das NFT selbst behaelt seinen Wert und steigt wahrscheinlich. Fruehe Minter profitieren am meisten — gleicher Tier, gleicher Mint-Preis, aber wachsende Rendite wenn mehr ETH in den Vault fliesst und HBURN-Angebot sinkt.</w:t>
       </w:r>
     </w:p>
     <w:p>
@@ -5074,48 +6965,7 @@
           <w:sz w:val="36"/>
           <w:szCs w:val="36"/>
         </w:rPr>
-        <w:t>8</w:t>
-      </w:r>
-      <w:r>
-        <w:rPr>
-          <w:rFonts w:eastAsia="Arial" w:cs="Arial" w:ascii="Arial" w:hAnsi="Arial"/>
-          <w:b/>
-          <w:bCs/>
-          <w:color w:val="1A1A2E"/>
-          <w:sz w:val="36"/>
-          <w:szCs w:val="36"/>
-        </w:rPr>
-        <w:t>. Risikohinweise</w:t>
-      </w:r>
-    </w:p>
-    <w:p>
-      <w:pPr>
-        <w:pStyle w:val="Normal"/>
-        <w:spacing w:before="80" w:after="120"/>
-        <w:rPr/>
-      </w:pPr>
-      <w:r>
-        <w:rPr>
-          <w:rFonts w:eastAsia="Arial" w:cs="Arial"/>
-          <w:b w:val="false"/>
-          <w:bCs w:val="false"/>
-          <w:i w:val="false"/>
-          <w:iCs w:val="false"/>
-          <w:color w:val="333333"/>
-          <w:sz w:val="22"/>
-          <w:szCs w:val="22"/>
-        </w:rPr>
-        <w:t>HellBurn's Vault ist darauf ausgelegt Risiken durch trustless Architektur und diversifizierte Renditequellen zu minimieren. Die folgende Tabelle bietet einen transparenten Ueberblick ueber bekannte Risiken und die vorhandenen Massnahmen:</w:t>
-      </w:r>
-    </w:p>
-    <w:p>
-      <w:pPr>
-        <w:pStyle w:val="Normal"/>
-        <w:spacing w:before="0" w:after="120"/>
-        <w:rPr/>
-      </w:pPr>
-      <w:r>
-        <w:rPr/>
+        <w:t>10. Risikohinweise</w:t>
       </w:r>
     </w:p>
     <w:tbl>
@@ -5132,9 +6982,9 @@
         </w:tblCellMar>
       </w:tblPr>
       <w:tblGrid>
-        <w:gridCol w:w="2399"/>
-        <w:gridCol w:w="1200"/>
-        <w:gridCol w:w="5761"/>
+        <w:gridCol w:w="2199"/>
+        <w:gridCol w:w="1161"/>
+        <w:gridCol w:w="6000"/>
       </w:tblGrid>
       <w:tr>
         <w:trPr>
@@ -5142,7 +6992,7 @@
         </w:trPr>
         <w:tc>
           <w:tcPr>
-            <w:tcW w:w="2399" w:type="dxa"/>
+            <w:tcW w:w="2199" w:type="dxa"/>
             <w:tcBorders>
               <w:top w:val="single" w:sz="2" w:space="0" w:color="DDDDDD"/>
               <w:start w:val="single" w:sz="2" w:space="0" w:color="DDDDDD"/>
@@ -5171,7 +7021,7 @@
         </w:tc>
         <w:tc>
           <w:tcPr>
-            <w:tcW w:w="1200" w:type="dxa"/>
+            <w:tcW w:w="1161" w:type="dxa"/>
             <w:tcBorders>
               <w:top w:val="single" w:sz="2" w:space="0" w:color="DDDDDD"/>
               <w:start w:val="single" w:sz="2" w:space="0" w:color="DDDDDD"/>
@@ -5200,7 +7050,7 @@
         </w:tc>
         <w:tc>
           <w:tcPr>
-            <w:tcW w:w="5761" w:type="dxa"/>
+            <w:tcW w:w="6000" w:type="dxa"/>
             <w:tcBorders>
               <w:top w:val="single" w:sz="2" w:space="0" w:color="DDDDDD"/>
               <w:start w:val="single" w:sz="2" w:space="0" w:color="DDDDDD"/>
@@ -5232,7 +7082,7 @@
         <w:trPr/>
         <w:tc>
           <w:tcPr>
-            <w:tcW w:w="2399" w:type="dxa"/>
+            <w:tcW w:w="2199" w:type="dxa"/>
             <w:tcBorders>
               <w:top w:val="single" w:sz="2" w:space="0" w:color="DDDDDD"/>
               <w:start w:val="single" w:sz="2" w:space="0" w:color="DDDDDD"/>
@@ -5259,13 +7109,13 @@
                 <w:sz w:val="20"/>
                 <w:szCs w:val="20"/>
               </w:rPr>
-              <w:t>Impermanent Loss (LP)</w:t>
-            </w:r>
-          </w:p>
-        </w:tc>
-        <w:tc>
-          <w:tcPr>
-            <w:tcW w:w="1200" w:type="dxa"/>
+              <w:t>Impermanent Loss</w:t>
+            </w:r>
+          </w:p>
+        </w:tc>
+        <w:tc>
+          <w:tcPr>
+            <w:tcW w:w="1161" w:type="dxa"/>
             <w:tcBorders>
               <w:top w:val="single" w:sz="2" w:space="0" w:color="DDDDDD"/>
               <w:start w:val="single" w:sz="2" w:space="0" w:color="DDDDDD"/>
@@ -5298,7 +7148,7 @@
         </w:tc>
         <w:tc>
           <w:tcPr>
-            <w:tcW w:w="5761" w:type="dxa"/>
+            <w:tcW w:w="6000" w:type="dxa"/>
             <w:tcBorders>
               <w:top w:val="single" w:sz="2" w:space="0" w:color="DDDDDD"/>
               <w:start w:val="single" w:sz="2" w:space="0" w:color="DDDDDD"/>
@@ -5325,7 +7175,7 @@
                 <w:sz w:val="20"/>
                 <w:szCs w:val="20"/>
               </w:rPr>
-              <w:t>Concentrated Liquidity mit engem Range + permissionless Rebalancer minimiert IL deutlich</w:t>
+              <w:t>Concentrated Liquidity + permissionless Rebalancer minimiert IL deutlich</w:t>
             </w:r>
           </w:p>
         </w:tc>
@@ -5334,7 +7184,7 @@
         <w:trPr/>
         <w:tc>
           <w:tcPr>
-            <w:tcW w:w="2399" w:type="dxa"/>
+            <w:tcW w:w="2199" w:type="dxa"/>
             <w:tcBorders>
               <w:top w:val="single" w:sz="2" w:space="0" w:color="DDDDDD"/>
               <w:start w:val="single" w:sz="2" w:space="0" w:color="DDDDDD"/>
@@ -5361,13 +7211,13 @@
                 <w:sz w:val="20"/>
                 <w:szCs w:val="20"/>
               </w:rPr>
-              <w:t>Lido Smart-Contract-Risiko</w:t>
-            </w:r>
-          </w:p>
-        </w:tc>
-        <w:tc>
-          <w:tcPr>
-            <w:tcW w:w="1200" w:type="dxa"/>
+              <w:t>Lido/RocketPool Risiko</w:t>
+            </w:r>
+          </w:p>
+        </w:tc>
+        <w:tc>
+          <w:tcPr>
+            <w:tcW w:w="1161" w:type="dxa"/>
             <w:tcBorders>
               <w:top w:val="single" w:sz="2" w:space="0" w:color="DDDDDD"/>
               <w:start w:val="single" w:sz="2" w:space="0" w:color="DDDDDD"/>
@@ -5400,7 +7250,7 @@
         </w:tc>
         <w:tc>
           <w:tcPr>
-            <w:tcW w:w="5761" w:type="dxa"/>
+            <w:tcW w:w="6000" w:type="dxa"/>
             <w:tcBorders>
               <w:top w:val="single" w:sz="2" w:space="0" w:color="DDDDDD"/>
               <w:start w:val="single" w:sz="2" w:space="0" w:color="DDDDDD"/>
@@ -5427,7 +7277,7 @@
                 <w:sz w:val="20"/>
                 <w:szCs w:val="20"/>
               </w:rPr>
-              <w:t>Nur 10% Allokation — begrenztes Exposure; Lido ist battle-tested mit $30Mrd+ TVL</w:t>
+              <w:t>Je 5% — auf zwei Anbieter aufgeteilt; beide battle-tested mit $30Mrd+ TVL kombiniert</w:t>
             </w:r>
           </w:p>
         </w:tc>
@@ -5436,7 +7286,7 @@
         <w:trPr/>
         <w:tc>
           <w:tcPr>
-            <w:tcW w:w="2399" w:type="dxa"/>
+            <w:tcW w:w="2199" w:type="dxa"/>
             <w:tcBorders>
               <w:top w:val="single" w:sz="2" w:space="0" w:color="DDDDDD"/>
               <w:start w:val="single" w:sz="2" w:space="0" w:color="DDDDDD"/>
@@ -5469,7 +7319,7 @@
         </w:tc>
         <w:tc>
           <w:tcPr>
-            <w:tcW w:w="1200" w:type="dxa"/>
+            <w:tcW w:w="1161" w:type="dxa"/>
             <w:tcBorders>
               <w:top w:val="single" w:sz="2" w:space="0" w:color="DDDDDD"/>
               <w:start w:val="single" w:sz="2" w:space="0" w:color="DDDDDD"/>
@@ -5502,7 +7352,7 @@
         </w:tc>
         <w:tc>
           <w:tcPr>
-            <w:tcW w:w="5761" w:type="dxa"/>
+            <w:tcW w:w="6000" w:type="dxa"/>
             <w:tcBorders>
               <w:top w:val="single" w:sz="2" w:space="0" w:color="DDDDDD"/>
               <w:start w:val="single" w:sz="2" w:space="0" w:color="DDDDDD"/>
@@ -5529,7 +7379,7 @@
                 <w:sz w:val="20"/>
                 <w:szCs w:val="20"/>
               </w:rPr>
-              <w:t>Vault-ETH wird beim Mint eingesetzt — Rendite nicht abhaengig vom HBURN-Preis</w:t>
+              <w:t>Reserve Pool bietet Price Floor; Vault-Rendite nicht abhaengig vom HBURN-Preis</w:t>
             </w:r>
           </w:p>
         </w:tc>
@@ -5538,7 +7388,7 @@
         <w:trPr/>
         <w:tc>
           <w:tcPr>
-            <w:tcW w:w="2399" w:type="dxa"/>
+            <w:tcW w:w="2199" w:type="dxa"/>
             <w:tcBorders>
               <w:top w:val="single" w:sz="2" w:space="0" w:color="DDDDDD"/>
               <w:start w:val="single" w:sz="2" w:space="0" w:color="DDDDDD"/>
@@ -5571,7 +7421,7 @@
         </w:tc>
         <w:tc>
           <w:tcPr>
-            <w:tcW w:w="1200" w:type="dxa"/>
+            <w:tcW w:w="1161" w:type="dxa"/>
             <w:tcBorders>
               <w:top w:val="single" w:sz="2" w:space="0" w:color="DDDDDD"/>
               <w:start w:val="single" w:sz="2" w:space="0" w:color="DDDDDD"/>
@@ -5604,7 +7454,7 @@
         </w:tc>
         <w:tc>
           <w:tcPr>
-            <w:tcW w:w="5761" w:type="dxa"/>
+            <w:tcW w:w="6000" w:type="dxa"/>
             <w:tcBorders>
               <w:top w:val="single" w:sz="2" w:space="0" w:color="DDDDDD"/>
               <w:start w:val="single" w:sz="2" w:space="0" w:color="DDDDDD"/>
@@ -5631,7 +7481,7 @@
                 <w:sz w:val="20"/>
                 <w:szCs w:val="20"/>
               </w:rPr>
-              <w:t>LP-Fees abhaengig von HBURN-Handelsvolumen — mehr Adoption = mehr Rendite</w:t>
+              <w:t>LP-Fees abhaengig von HBURN-Volumen — Meilensteine incentivieren Volumen aktiv</w:t>
             </w:r>
           </w:p>
         </w:tc>
@@ -5640,7 +7490,7 @@
         <w:trPr/>
         <w:tc>
           <w:tcPr>
-            <w:tcW w:w="2399" w:type="dxa"/>
+            <w:tcW w:w="2199" w:type="dxa"/>
             <w:tcBorders>
               <w:top w:val="single" w:sz="2" w:space="0" w:color="DDDDDD"/>
               <w:start w:val="single" w:sz="2" w:space="0" w:color="DDDDDD"/>
@@ -5673,7 +7523,7 @@
         </w:tc>
         <w:tc>
           <w:tcPr>
-            <w:tcW w:w="1200" w:type="dxa"/>
+            <w:tcW w:w="1161" w:type="dxa"/>
             <w:tcBorders>
               <w:top w:val="single" w:sz="2" w:space="0" w:color="DDDDDD"/>
               <w:start w:val="single" w:sz="2" w:space="0" w:color="DDDDDD"/>
@@ -5706,7 +7556,7 @@
         </w:tc>
         <w:tc>
           <w:tcPr>
-            <w:tcW w:w="5761" w:type="dxa"/>
+            <w:tcW w:w="6000" w:type="dxa"/>
             <w:tcBorders>
               <w:top w:val="single" w:sz="2" w:space="0" w:color="DDDDDD"/>
               <w:start w:val="single" w:sz="2" w:space="0" w:color="DDDDDD"/>
@@ -5733,7 +7583,7 @@
                 <w:sz w:val="20"/>
                 <w:szCs w:val="20"/>
               </w:rPr>
-              <w:t>Rendite laeuft weiter aus LP-Fees + Staking; Sekundaermarkt ermoeglicht Preisfindung</w:t>
+              <w:t>Rendite laeuft weiter; Sekundaermarkt ermoeglicht Preisfindung</w:t>
             </w:r>
           </w:p>
         </w:tc>
@@ -5764,7 +7614,18 @@
           <w:sz w:val="36"/>
           <w:szCs w:val="36"/>
         </w:rPr>
-        <w:t>9</w:t>
+        <w:t>1</w:t>
+      </w:r>
+      <w:r>
+        <w:rPr>
+          <w:rFonts w:eastAsia="Arial" w:cs="Arial" w:ascii="Arial" w:hAnsi="Arial"/>
+          <w:b/>
+          <w:bCs/>
+          <w:color w:val="1A1A2E"/>
+          <w:sz w:val="36"/>
+          <w:szCs w:val="36"/>
+        </w:rPr>
+        <w:t>1</w:t>
       </w:r>
       <w:r>
         <w:rPr>
@@ -5780,26 +7641,6 @@
     </w:p>
     <w:p>
       <w:pPr>
-        <w:pStyle w:val="Normal"/>
-        <w:spacing w:before="80" w:after="120"/>
-        <w:rPr/>
-      </w:pPr>
-      <w:r>
-        <w:rPr>
-          <w:rFonts w:eastAsia="Arial" w:cs="Arial"/>
-          <w:b w:val="false"/>
-          <w:bCs w:val="false"/>
-          <w:i w:val="false"/>
-          <w:iCs w:val="false"/>
-          <w:color w:val="333333"/>
-          <w:sz w:val="22"/>
-          <w:szCs w:val="22"/>
-        </w:rPr>
-        <w:t>HellBurn's Vault folgt Trustless v4.0 Prinzipien — identisch mit HellBurn Protocol:</w:t>
-      </w:r>
-    </w:p>
-    <w:p>
-      <w:pPr>
         <w:pStyle w:val="ListParagraph"/>
         <w:numPr>
           <w:ilvl w:val="0"/>
@@ -5815,7 +7656,7 @@
           <w:sz w:val="22"/>
           <w:szCs w:val="22"/>
         </w:rPr>
-        <w:t>Kein Admin-Key — Parameter koennen nach Deployment nicht geaendert werden</w:t>
+        <w:t>Kein Admin-Key — Parameter unveraenderlich nach Deployment</w:t>
       </w:r>
     </w:p>
     <w:p>
@@ -5835,7 +7676,7 @@
           <w:sz w:val="22"/>
           <w:szCs w:val="22"/>
         </w:rPr>
-        <w:t>Keine Pause-Funktion — das Protokoll kann von niemandem gestoppt werden</w:t>
+        <w:t>Keine Pause-Funktion — Protokoll kann nicht gestoppt werden</w:t>
       </w:r>
     </w:p>
     <w:p>
@@ -5855,7 +7696,7 @@
           <w:sz w:val="22"/>
           <w:szCs w:val="22"/>
         </w:rPr>
-        <w:t>Keine Auszahlungsfunktion — ETH und Assets im Vault sind nicht entnehmbar</w:t>
+        <w:t>Keine Auszahlungsfunktion — Assets im Vault sind nicht entnehmbar</w:t>
       </w:r>
     </w:p>
     <w:p>
@@ -5876,6 +7717,26 @@
           <w:szCs w:val="22"/>
         </w:rPr>
         <w:t>Permissionless LP-Rebalancer — jeder kann ausloesen, niemand kontrolliert</w:t>
+      </w:r>
+    </w:p>
+    <w:p>
+      <w:pPr>
+        <w:pStyle w:val="ListParagraph"/>
+        <w:numPr>
+          <w:ilvl w:val="0"/>
+          <w:numId w:val="1"/>
+        </w:numPr>
+        <w:spacing w:before="60" w:after="60"/>
+        <w:rPr/>
+      </w:pPr>
+      <w:r>
+        <w:rPr>
+          <w:rFonts w:eastAsia="Arial" w:cs="Arial"/>
+          <w:color w:val="333333"/>
+          <w:sz w:val="22"/>
+          <w:szCs w:val="22"/>
+        </w:rPr>
+        <w:t>Permissionless Meilenstein-Trigger — jeder kann Bonus-Ausschuettung ausloesen</w:t>
       </w:r>
     </w:p>
     <w:p>
@@ -5974,7 +7835,7 @@
           <w:sz w:val="36"/>
           <w:szCs w:val="36"/>
         </w:rPr>
-        <w:t>0</w:t>
+        <w:t>2</w:t>
       </w:r>
       <w:r>
         <w:rPr>
@@ -6005,7 +7866,7 @@
           <w:sz w:val="22"/>
           <w:szCs w:val="22"/>
         </w:rPr>
-        <w:t>HellBurn's Vault NFTs sind vollstaendig handelbare ERC-721 Token</w:t>
+        <w:t>Vollstaendig handelbare ERC-721 Token</w:t>
       </w:r>
     </w:p>
     <w:p>
@@ -6025,7 +7886,7 @@
           <w:sz w:val="22"/>
           <w:szCs w:val="22"/>
         </w:rPr>
-        <w:t>Beim Verkauf gehen alle zukuenftigen ETH-Renditerechte auf den Kaeufer ueber</w:t>
+        <w:t>Kaeufer erbt Tier-Multiplikator, Early Bird Bonus UND Loyalitaets-Level</w:t>
       </w:r>
     </w:p>
     <w:p>
@@ -6045,7 +7906,7 @@
           <w:sz w:val="22"/>
           <w:szCs w:val="22"/>
         </w:rPr>
-        <w:t>Mit sinkendem HBURN-Angebot und wachsender Rendite sollten NFT-Bodenpreise steigen</w:t>
+        <w:t>Gealterte NFTs mit hohem Loyalitaets-Level erzielen Sekundaermarkt-Aufpreis</w:t>
       </w:r>
     </w:p>
     <w:p>
@@ -6065,7 +7926,7 @@
           <w:sz w:val="22"/>
           <w:szCs w:val="22"/>
         </w:rPr>
-        <w:t>Fruehe Minter profitieren am meisten — gleicher Tier, gleicher Preis, wachsende Rendite</w:t>
+        <w:t>Early Bird NFTs dauerhaft ausgezeichnet — sichtbar on-chain</w:t>
       </w:r>
     </w:p>
     <w:p>
@@ -6085,7 +7946,7 @@
           <w:sz w:val="22"/>
           <w:szCs w:val="22"/>
         </w:rPr>
-        <w:t>Diamant-NFTs (nur 500 Stueck weltweit) werden voraussichtlich die begehrtesten sein</w:t>
+        <w:t>Diamant-NFTs (nur 500 weltweit) voraussichtlich am begehrtesten</w:t>
       </w:r>
     </w:p>
     <w:p>
@@ -6124,7 +7985,7 @@
           <w:sz w:val="36"/>
           <w:szCs w:val="36"/>
         </w:rPr>
-        <w:t>1</w:t>
+        <w:t>3</w:t>
       </w:r>
       <w:r>
         <w:rPr>
@@ -6558,7 +8419,7 @@
                 <w:sz w:val="20"/>
                 <w:szCs w:val="20"/>
               </w:rPr>
-              <w:t>Sekundaerer NFT-Markt &amp; DexScreener Listing</w:t>
+              <w:t>Erstes Burn-Meilenstein-Event — Community Aktivierung</w:t>
             </w:r>
           </w:p>
         </w:tc>
@@ -6608,6 +8469,75 @@
               <w:end w:val="single" w:sz="2" w:space="0" w:color="DDDDDD"/>
             </w:tcBorders>
             <w:shd w:fill="FFFFFF" w:val="clear"/>
+            <w:tcMar>
+              <w:top w:w="80" w:type="dxa"/>
+              <w:bottom w:w="80" w:type="dxa"/>
+            </w:tcMar>
+          </w:tcPr>
+          <w:p>
+            <w:pPr>
+              <w:pStyle w:val="Normal"/>
+              <w:rPr/>
+            </w:pPr>
+            <w:r>
+              <w:rPr>
+                <w:rFonts w:eastAsia="Arial" w:cs="Arial"/>
+                <w:b w:val="false"/>
+                <w:bCs w:val="false"/>
+                <w:color w:val="333333"/>
+                <w:sz w:val="20"/>
+                <w:szCs w:val="20"/>
+              </w:rPr>
+              <w:t>Sekundaerer NFT-Markt &amp; DexScreener Listing</w:t>
+            </w:r>
+          </w:p>
+        </w:tc>
+      </w:tr>
+      <w:tr>
+        <w:trPr/>
+        <w:tc>
+          <w:tcPr>
+            <w:tcW w:w="1799" w:type="dxa"/>
+            <w:tcBorders>
+              <w:top w:val="single" w:sz="2" w:space="0" w:color="DDDDDD"/>
+              <w:start w:val="single" w:sz="2" w:space="0" w:color="DDDDDD"/>
+              <w:bottom w:val="single" w:sz="2" w:space="0" w:color="DDDDDD"/>
+              <w:end w:val="single" w:sz="2" w:space="0" w:color="DDDDDD"/>
+            </w:tcBorders>
+            <w:shd w:fill="F8F9FA" w:val="clear"/>
+            <w:tcMar>
+              <w:top w:w="80" w:type="dxa"/>
+              <w:bottom w:w="80" w:type="dxa"/>
+            </w:tcMar>
+          </w:tcPr>
+          <w:p>
+            <w:pPr>
+              <w:pStyle w:val="Normal"/>
+              <w:rPr/>
+            </w:pPr>
+            <w:r>
+              <w:rPr>
+                <w:rFonts w:eastAsia="Arial" w:cs="Arial"/>
+                <w:b/>
+                <w:bCs/>
+                <w:color w:val="C0392B"/>
+                <w:sz w:val="20"/>
+                <w:szCs w:val="20"/>
+              </w:rPr>
+              <w:t>Phase 7</w:t>
+            </w:r>
+          </w:p>
+        </w:tc>
+        <w:tc>
+          <w:tcPr>
+            <w:tcW w:w="7561" w:type="dxa"/>
+            <w:tcBorders>
+              <w:top w:val="single" w:sz="2" w:space="0" w:color="DDDDDD"/>
+              <w:start w:val="single" w:sz="2" w:space="0" w:color="DDDDDD"/>
+              <w:bottom w:val="single" w:sz="2" w:space="0" w:color="DDDDDD"/>
+              <w:end w:val="single" w:sz="2" w:space="0" w:color="DDDDDD"/>
+            </w:tcBorders>
+            <w:shd w:fill="F8F9FA" w:val="clear"/>
             <w:tcMar>
               <w:top w:w="80" w:type="dxa"/>
               <w:bottom w:w="80" w:type="dxa"/>
@@ -6669,7 +8599,7 @@
           <w:sz w:val="36"/>
           <w:szCs w:val="36"/>
         </w:rPr>
-        <w:t>2</w:t>
+        <w:t>4</w:t>
       </w:r>
       <w:r>
         <w:rPr>
@@ -6700,7 +8630,7 @@
           <w:sz w:val="22"/>
           <w:szCs w:val="22"/>
         </w:rPr>
-        <w:t>Dieses Whitepaper dient ausschliesslich Informationszwecken und stellt keine Finanzberatung dar. DeFi-Protokolle beinhalten inhaerent Risiken wie Smart-Contract-Schwachstellen, Marktvolatilitaet, Impermanent Loss und Liquiditaetsrisiken. Der geschaetzte 12% APY und die Break-Even-Projektionen sind nur illustrativ und nicht garantiert. Der genannte ~4% APY fuer Lido-Staking ist eine Naeherung basierend auf aktuellen Marktbedingungen. Bitte fuehre immer deine eigene Recherche durch (DYOR). Vergangene Ergebnisse sind kein Indikator fuer zukuenftige Renditen. Dieses Dokument ist ein Entwurf und kann basierend auf Community-Feedback und technischer Entwicklung geaendert werden.</w:t>
+        <w:t>Dieses Whitepaper ist ein Community-Draft und kann basierend auf Feedback und technischer Entwicklung geaendert werden. Es dient ausschliesslich Informationszwecken und stellt keine Finanzberatung dar. DeFi-Protokolle beinhalten inhaerent Risiken. Der geschaetzte 12% APY ist nur illustrativ und nicht garantiert. Bitte fuehre immer deine eigene Recherche durch (DYOR).</w:t>
       </w:r>
     </w:p>
     <w:p>
@@ -6761,12 +8691,14 @@
         <w:pStyle w:val="Normal"/>
         <w:spacing w:before="0" w:after="80"/>
         <w:jc w:val="center"/>
-        <w:rPr/>
+        <w:rPr>
+          <w:color w:val="auto"/>
+        </w:rPr>
       </w:pPr>
       <w:r>
         <w:rPr>
           <w:rFonts w:eastAsia="Arial" w:cs="Arial"/>
-          <w:color w:val="7F8C8D"/>
+          <w:color w:val="auto"/>
           <w:sz w:val="18"/>
           <w:szCs w:val="18"/>
         </w:rPr>
@@ -6774,9 +8706,9 @@
       </w:r>
     </w:p>
     <w:sectPr>
-      <w:footerReference w:type="even" r:id="rId2"/>
-      <w:footerReference w:type="default" r:id="rId3"/>
-      <w:footerReference w:type="first" r:id="rId4"/>
+      <w:footerReference w:type="even" r:id="rId3"/>
+      <w:footerReference w:type="default" r:id="rId4"/>
+      <w:footerReference w:type="first" r:id="rId5"/>
       <w:type w:val="nextPage"/>
       <w:pgSz w:w="11906" w:h="16838"/>
       <w:pgMar w:left="1440" w:right="1440" w:gutter="0" w:header="0" w:top="1440" w:footer="708" w:bottom="1440"/>
@@ -6818,7 +8750,7 @@
         <w:sz w:val="16"/>
         <w:szCs w:val="16"/>
       </w:rPr>
-      <w:t xml:space="preserve">HellBurn's Vault — Whitepaper v1.0    |    hellburn.win    |    </w:t>
+      <w:t xml:space="preserve">HellBurn's Vault — Whitepaper v1.1    |    hellburn.win    |    </w:t>
     </w:r>
     <w:r>
       <w:rPr>
@@ -6854,7 +8786,7 @@
         <w:sz w:val="18"/>
         <w:szCs w:val="18"/>
       </w:rPr>
-      <w:t>6</w:t>
+      <w:t>4</w:t>
     </w:r>
     <w:r>
       <w:rPr>
@@ -6884,7 +8816,7 @@
         <w:sz w:val="16"/>
         <w:szCs w:val="16"/>
       </w:rPr>
-      <w:t xml:space="preserve">HellBurn's Vault — Whitepaper v1.0    |    hellburn.win    |    </w:t>
+      <w:t xml:space="preserve">HellBurn's Vault — Whitepaper v1.1    |    hellburn.win    |    </w:t>
     </w:r>
     <w:r>
       <w:rPr>
@@ -6920,7 +8852,7 @@
         <w:sz w:val="18"/>
         <w:szCs w:val="18"/>
       </w:rPr>
-      <w:t>6</w:t>
+      <w:t>4</w:t>
     </w:r>
     <w:r>
       <w:rPr>
